--- a/templates/anomaly_scan.docx
+++ b/templates/anomaly_scan.docx
@@ -40,6 +40,7 @@
           </w:tcPr>
           <w:p>
             <w:pPr>
+              <w:keepNext/>
               <w:spacing w:before="20" w:after="20"/>
             </w:pPr>
             <w:r>
@@ -58,6 +59,7 @@
           </w:tcPr>
           <w:p>
             <w:pPr>
+              <w:keepNext/>
               <w:spacing w:before="20" w:after="20"/>
             </w:pPr>
             <w:r>
@@ -76,6 +78,7 @@
           </w:tcPr>
           <w:p>
             <w:pPr>
+              <w:keepNext/>
               <w:spacing w:before="20" w:after="20"/>
             </w:pPr>
             <w:r>
@@ -94,6 +97,7 @@
           </w:tcPr>
           <w:p>
             <w:pPr>
+              <w:keepNext/>
               <w:spacing w:before="20" w:after="20"/>
             </w:pPr>
             <w:r>
@@ -117,6 +121,7 @@
           </w:tcPr>
           <w:p>
             <w:pPr>
+              <w:keepNext/>
               <w:spacing w:before="20" w:after="20"/>
             </w:pPr>
             <w:r>
@@ -135,6 +140,7 @@
           </w:tcPr>
           <w:p>
             <w:pPr>
+              <w:keepNext/>
               <w:spacing w:before="20" w:after="20"/>
             </w:pPr>
             <w:r>
@@ -153,6 +159,7 @@
           </w:tcPr>
           <w:p>
             <w:pPr>
+              <w:keepNext/>
               <w:spacing w:before="20" w:after="20"/>
             </w:pPr>
             <w:r>
@@ -171,6 +178,7 @@
           </w:tcPr>
           <w:p>
             <w:pPr>
+              <w:keepNext/>
               <w:spacing w:before="20" w:after="20"/>
             </w:pPr>
             <w:r>
@@ -194,6 +202,7 @@
           </w:tcPr>
           <w:p>
             <w:pPr>
+              <w:keepNext/>
               <w:spacing w:before="20" w:after="20"/>
             </w:pPr>
             <w:r>
@@ -212,6 +221,7 @@
           </w:tcPr>
           <w:p>
             <w:pPr>
+              <w:keepNext/>
               <w:spacing w:before="20" w:after="20"/>
             </w:pPr>
             <w:r>
@@ -230,6 +240,7 @@
           </w:tcPr>
           <w:p>
             <w:pPr>
+              <w:keepNext/>
               <w:spacing w:before="20" w:after="20"/>
             </w:pPr>
             <w:r>
@@ -248,6 +259,7 @@
           </w:tcPr>
           <w:p>
             <w:pPr>
+              <w:keepNext/>
               <w:spacing w:before="20" w:after="20"/>
             </w:pPr>
             <w:r>
@@ -362,6 +374,7 @@
           </w:tcPr>
           <w:p>
             <w:pPr>
+              <w:keepNext/>
               <w:spacing w:before="20" w:after="20"/>
             </w:pPr>
             <w:r>
@@ -380,6 +393,7 @@
           </w:tcPr>
           <w:p>
             <w:pPr>
+              <w:keepNext/>
               <w:spacing w:before="20" w:after="20"/>
               <w:jc w:val="center"/>
             </w:pPr>
@@ -399,6 +413,7 @@
           </w:tcPr>
           <w:p>
             <w:pPr>
+              <w:keepNext/>
               <w:spacing w:before="20" w:after="20"/>
               <w:jc w:val="center"/>
             </w:pPr>
@@ -423,6 +438,7 @@
           </w:tcPr>
           <w:p>
             <w:pPr>
+              <w:keepNext/>
               <w:spacing w:before="20" w:after="20"/>
             </w:pPr>
             <w:r>
@@ -441,6 +457,7 @@
           </w:tcPr>
           <w:p>
             <w:pPr>
+              <w:keepNext/>
               <w:spacing w:before="20" w:after="20"/>
               <w:jc w:val="center"/>
             </w:pPr>
@@ -460,6 +477,7 @@
           </w:tcPr>
           <w:p>
             <w:pPr>
+              <w:keepNext/>
               <w:spacing w:before="20" w:after="20"/>
               <w:jc w:val="center"/>
             </w:pPr>
@@ -577,6 +595,7 @@
           </w:tcPr>
           <w:p>
             <w:pPr>
+              <w:keepNext/>
               <w:spacing w:before="20" w:after="20"/>
             </w:pPr>
             <w:r>
@@ -595,6 +614,7 @@
           </w:tcPr>
           <w:p>
             <w:pPr>
+              <w:keepNext/>
               <w:spacing w:before="20" w:after="20"/>
               <w:jc w:val="center"/>
             </w:pPr>
@@ -614,6 +634,7 @@
           </w:tcPr>
           <w:p>
             <w:pPr>
+              <w:keepNext/>
               <w:spacing w:before="20" w:after="20"/>
               <w:jc w:val="center"/>
             </w:pPr>
@@ -633,6 +654,7 @@
           </w:tcPr>
           <w:p>
             <w:pPr>
+              <w:keepNext/>
               <w:spacing w:before="20" w:after="20"/>
               <w:jc w:val="center"/>
             </w:pPr>
@@ -657,6 +679,7 @@
           </w:tcPr>
           <w:p>
             <w:pPr>
+              <w:keepNext/>
               <w:spacing w:before="20" w:after="20"/>
             </w:pPr>
             <w:r>
@@ -675,6 +698,7 @@
           </w:tcPr>
           <w:p>
             <w:pPr>
+              <w:keepNext/>
               <w:spacing w:before="20" w:after="20"/>
               <w:jc w:val="center"/>
             </w:pPr>
@@ -694,6 +718,7 @@
           </w:tcPr>
           <w:p>
             <w:pPr>
+              <w:keepNext/>
               <w:spacing w:before="20" w:after="20"/>
             </w:pPr>
             <w:r>
@@ -712,6 +737,7 @@
           </w:tcPr>
           <w:p>
             <w:pPr>
+              <w:keepNext/>
               <w:spacing w:before="20" w:after="20"/>
               <w:jc w:val="center"/>
             </w:pPr>
@@ -736,6 +762,7 @@
           </w:tcPr>
           <w:p>
             <w:pPr>
+              <w:keepNext/>
               <w:spacing w:before="20" w:after="20"/>
             </w:pPr>
             <w:r>
@@ -754,6 +781,7 @@
           </w:tcPr>
           <w:p>
             <w:pPr>
+              <w:keepNext/>
               <w:spacing w:before="20" w:after="20"/>
               <w:jc w:val="center"/>
             </w:pPr>
@@ -773,6 +801,7 @@
           </w:tcPr>
           <w:p>
             <w:pPr>
+              <w:keepNext/>
               <w:spacing w:before="20" w:after="20"/>
             </w:pPr>
             <w:r>
@@ -791,6 +820,7 @@
           </w:tcPr>
           <w:p>
             <w:pPr>
+              <w:keepNext/>
               <w:spacing w:before="20" w:after="20"/>
               <w:jc w:val="center"/>
             </w:pPr>
@@ -815,6 +845,7 @@
           </w:tcPr>
           <w:p>
             <w:pPr>
+              <w:keepNext/>
               <w:spacing w:before="20" w:after="20"/>
             </w:pPr>
             <w:r>
@@ -833,6 +864,7 @@
           </w:tcPr>
           <w:p>
             <w:pPr>
+              <w:keepNext/>
               <w:spacing w:before="20" w:after="20"/>
               <w:jc w:val="center"/>
             </w:pPr>
@@ -852,6 +884,7 @@
           </w:tcPr>
           <w:p>
             <w:pPr>
+              <w:keepNext/>
               <w:spacing w:before="20" w:after="20"/>
             </w:pPr>
             <w:r>
@@ -870,6 +903,7 @@
           </w:tcPr>
           <w:p>
             <w:pPr>
+              <w:keepNext/>
               <w:spacing w:before="20" w:after="20"/>
               <w:jc w:val="center"/>
             </w:pPr>
@@ -894,6 +928,7 @@
           </w:tcPr>
           <w:p>
             <w:pPr>
+              <w:keepNext/>
               <w:spacing w:before="20" w:after="20"/>
             </w:pPr>
             <w:r>
@@ -912,6 +947,7 @@
           </w:tcPr>
           <w:p>
             <w:pPr>
+              <w:keepNext/>
               <w:spacing w:before="20" w:after="20"/>
               <w:jc w:val="center"/>
             </w:pPr>
@@ -931,6 +967,7 @@
           </w:tcPr>
           <w:p>
             <w:pPr>
+              <w:keepNext/>
               <w:spacing w:before="20" w:after="20"/>
             </w:pPr>
             <w:r>
@@ -949,6 +986,7 @@
           </w:tcPr>
           <w:p>
             <w:pPr>
+              <w:keepNext/>
               <w:spacing w:before="20" w:after="20"/>
               <w:jc w:val="center"/>
             </w:pPr>
@@ -973,6 +1011,7 @@
           </w:tcPr>
           <w:p>
             <w:pPr>
+              <w:keepNext/>
               <w:spacing w:before="20" w:after="20"/>
             </w:pPr>
             <w:r>
@@ -991,6 +1030,7 @@
           </w:tcPr>
           <w:p>
             <w:pPr>
+              <w:keepNext/>
               <w:spacing w:before="20" w:after="20"/>
               <w:jc w:val="center"/>
             </w:pPr>
@@ -1010,6 +1050,7 @@
           </w:tcPr>
           <w:p>
             <w:pPr>
+              <w:keepNext/>
               <w:spacing w:before="20" w:after="20"/>
             </w:pPr>
             <w:r>
@@ -1028,6 +1069,7 @@
           </w:tcPr>
           <w:p>
             <w:pPr>
+              <w:keepNext/>
               <w:spacing w:before="20" w:after="20"/>
               <w:jc w:val="center"/>
             </w:pPr>
@@ -1163,6 +1205,7 @@
           </w:tcPr>
           <w:p>
             <w:pPr>
+              <w:keepNext/>
               <w:spacing w:before="20" w:after="20"/>
             </w:pPr>
             <w:r>
@@ -1181,6 +1224,7 @@
           </w:tcPr>
           <w:p>
             <w:pPr>
+              <w:keepNext/>
               <w:spacing w:before="20" w:after="20"/>
               <w:jc w:val="center"/>
             </w:pPr>
@@ -1200,6 +1244,7 @@
           </w:tcPr>
           <w:p>
             <w:pPr>
+              <w:keepNext/>
               <w:spacing w:before="20" w:after="20"/>
               <w:jc w:val="center"/>
             </w:pPr>
@@ -1219,6 +1264,7 @@
           </w:tcPr>
           <w:p>
             <w:pPr>
+              <w:keepNext/>
               <w:spacing w:before="20" w:after="20"/>
               <w:jc w:val="center"/>
             </w:pPr>
@@ -1243,6 +1289,7 @@
           </w:tcPr>
           <w:p>
             <w:pPr>
+              <w:keepNext/>
               <w:spacing w:before="20" w:after="20"/>
             </w:pPr>
             <w:r>
@@ -1261,6 +1308,7 @@
           </w:tcPr>
           <w:p>
             <w:pPr>
+              <w:keepNext/>
               <w:spacing w:before="20" w:after="20"/>
               <w:jc w:val="center"/>
             </w:pPr>
@@ -1280,6 +1328,7 @@
           </w:tcPr>
           <w:p>
             <w:pPr>
+              <w:keepNext/>
               <w:spacing w:before="20" w:after="20"/>
             </w:pPr>
             <w:r>
@@ -1298,6 +1347,7 @@
           </w:tcPr>
           <w:p>
             <w:pPr>
+              <w:keepNext/>
               <w:spacing w:before="20" w:after="20"/>
               <w:jc w:val="center"/>
             </w:pPr>
@@ -1322,6 +1372,7 @@
           </w:tcPr>
           <w:p>
             <w:pPr>
+              <w:keepNext/>
               <w:spacing w:before="20" w:after="20"/>
             </w:pPr>
             <w:r>
@@ -1340,6 +1391,7 @@
           </w:tcPr>
           <w:p>
             <w:pPr>
+              <w:keepNext/>
               <w:spacing w:before="20" w:after="20"/>
               <w:jc w:val="center"/>
             </w:pPr>
@@ -1359,6 +1411,7 @@
           </w:tcPr>
           <w:p>
             <w:pPr>
+              <w:keepNext/>
               <w:spacing w:before="20" w:after="20"/>
             </w:pPr>
             <w:r>
@@ -1377,6 +1430,7 @@
           </w:tcPr>
           <w:p>
             <w:pPr>
+              <w:keepNext/>
               <w:spacing w:before="20" w:after="20"/>
               <w:jc w:val="center"/>
             </w:pPr>
@@ -2140,6 +2194,7 @@
           </w:tcPr>
           <w:p>
             <w:pPr>
+              <w:keepNext/>
               <w:spacing w:before="20" w:after="20"/>
             </w:pPr>
             <w:r>
@@ -2158,6 +2213,7 @@
           </w:tcPr>
           <w:p>
             <w:pPr>
+              <w:keepNext/>
               <w:spacing w:before="20" w:after="20"/>
               <w:jc w:val="center"/>
             </w:pPr>
@@ -2182,6 +2238,7 @@
           </w:tcPr>
           <w:p>
             <w:pPr>
+              <w:keepNext/>
               <w:spacing w:before="20" w:after="20"/>
             </w:pPr>
             <w:r>
@@ -2200,6 +2257,7 @@
           </w:tcPr>
           <w:p>
             <w:pPr>
+              <w:keepNext/>
               <w:spacing w:before="20" w:after="20"/>
               <w:jc w:val="center"/>
             </w:pPr>
@@ -2450,7 +2508,7 @@
     <w:sectPr>
       <w:footerReference w:type="default" r:id="rId9"/>
       <w:pgSz w:w="11909" w:h="16834"/>
-      <w:pgMar w:top="2160" w:right="1080" w:bottom="1440" w:left="1080" w:header="720" w:footer="648" w:gutter="0"/>
+      <w:pgMar w:top="2160" w:right="1080" w:bottom="2664" w:left="1080" w:header="720" w:footer="2160" w:gutter="0"/>
       <w:cols w:space="720"/>
       <w:docGrid w:linePitch="360"/>
     </w:sectPr>

--- a/templates/anomaly_scan.docx
+++ b/templates/anomaly_scan.docx
@@ -27,7 +27,7 @@
         <w:gridCol w:w="1872"/>
         <w:gridCol w:w="3528"/>
         <w:gridCol w:w="1655"/>
-        <w:gridCol w:w="2692"/>
+        <w:gridCol w:w="3148"/>
       </w:tblGrid>
       <w:tr>
         <w:trPr>
@@ -92,7 +92,7 @@
         </w:tc>
         <w:tc>
           <w:tcPr>
-            <w:tcW w:type="dxa" w:w="2693"/>
+            <w:tcW w:type="dxa" w:w="3149"/>
             <w:vAlign w:val="center"/>
           </w:tcPr>
           <w:p>
@@ -173,7 +173,7 @@
         </w:tc>
         <w:tc>
           <w:tcPr>
-            <w:tcW w:type="dxa" w:w="2693"/>
+            <w:tcW w:type="dxa" w:w="3149"/>
             <w:vAlign w:val="center"/>
           </w:tcPr>
           <w:p>
@@ -254,7 +254,7 @@
         </w:tc>
         <w:tc>
           <w:tcPr>
-            <w:tcW w:type="dxa" w:w="2693"/>
+            <w:tcW w:type="dxa" w:w="3149"/>
             <w:vAlign w:val="center"/>
           </w:tcPr>
           <w:p>
@@ -296,7 +296,7 @@
         </w:tc>
         <w:tc>
           <w:tcPr>
-            <w:tcW w:type="dxa" w:w="7877"/>
+            <w:tcW w:type="dxa" w:w="8333"/>
             <w:gridSpan w:val="3"/>
             <w:vAlign w:val="center"/>
           </w:tcPr>
@@ -361,7 +361,7 @@
       <w:tblGrid>
         <w:gridCol w:w="3168"/>
         <w:gridCol w:w="3311"/>
-        <w:gridCol w:w="3268"/>
+        <w:gridCol w:w="3724"/>
       </w:tblGrid>
       <w:tr>
         <w:trPr>
@@ -408,7 +408,7 @@
         </w:tc>
         <w:tc>
           <w:tcPr>
-            <w:tcW w:type="dxa" w:w="3269"/>
+            <w:tcW w:type="dxa" w:w="3725"/>
             <w:vAlign w:val="center"/>
           </w:tcPr>
           <w:p>
@@ -472,7 +472,7 @@
         </w:tc>
         <w:tc>
           <w:tcPr>
-            <w:tcW w:type="dxa" w:w="3269"/>
+            <w:tcW w:type="dxa" w:w="3725"/>
             <w:vAlign w:val="center"/>
           </w:tcPr>
           <w:p>
@@ -534,7 +534,7 @@
         </w:tc>
         <w:tc>
           <w:tcPr>
-            <w:tcW w:type="dxa" w:w="3269"/>
+            <w:tcW w:type="dxa" w:w="3725"/>
             <w:vAlign w:val="center"/>
           </w:tcPr>
           <w:p>
@@ -582,7 +582,7 @@
         <w:gridCol w:w="2808"/>
         <w:gridCol w:w="2059"/>
         <w:gridCol w:w="2808"/>
-        <w:gridCol w:w="2073"/>
+        <w:gridCol w:w="2529"/>
       </w:tblGrid>
       <w:tr>
         <w:trPr>
@@ -649,7 +649,7 @@
         </w:tc>
         <w:tc>
           <w:tcPr>
-            <w:tcW w:type="dxa" w:w="2074"/>
+            <w:tcW w:type="dxa" w:w="2530"/>
             <w:vAlign w:val="center"/>
           </w:tcPr>
           <w:p>
@@ -732,7 +732,7 @@
         </w:tc>
         <w:tc>
           <w:tcPr>
-            <w:tcW w:type="dxa" w:w="2074"/>
+            <w:tcW w:type="dxa" w:w="2530"/>
             <w:vAlign w:val="center"/>
           </w:tcPr>
           <w:p>
@@ -815,7 +815,7 @@
         </w:tc>
         <w:tc>
           <w:tcPr>
-            <w:tcW w:type="dxa" w:w="2074"/>
+            <w:tcW w:type="dxa" w:w="2530"/>
             <w:vAlign w:val="center"/>
           </w:tcPr>
           <w:p>
@@ -898,7 +898,7 @@
         </w:tc>
         <w:tc>
           <w:tcPr>
-            <w:tcW w:type="dxa" w:w="2074"/>
+            <w:tcW w:type="dxa" w:w="2530"/>
             <w:vAlign w:val="center"/>
           </w:tcPr>
           <w:p>
@@ -981,7 +981,7 @@
         </w:tc>
         <w:tc>
           <w:tcPr>
-            <w:tcW w:type="dxa" w:w="2074"/>
+            <w:tcW w:type="dxa" w:w="2530"/>
             <w:vAlign w:val="center"/>
           </w:tcPr>
           <w:p>
@@ -1064,7 +1064,7 @@
         </w:tc>
         <w:tc>
           <w:tcPr>
-            <w:tcW w:type="dxa" w:w="2074"/>
+            <w:tcW w:type="dxa" w:w="2530"/>
             <w:vAlign w:val="center"/>
           </w:tcPr>
           <w:p>
@@ -1144,7 +1144,7 @@
         </w:tc>
         <w:tc>
           <w:tcPr>
-            <w:tcW w:type="dxa" w:w="2074"/>
+            <w:tcW w:type="dxa" w:w="2530"/>
             <w:vAlign w:val="center"/>
           </w:tcPr>
           <w:p>
@@ -1192,7 +1192,7 @@
         <w:gridCol w:w="2808"/>
         <w:gridCol w:w="2059"/>
         <w:gridCol w:w="2808"/>
-        <w:gridCol w:w="2073"/>
+        <w:gridCol w:w="2529"/>
       </w:tblGrid>
       <w:tr>
         <w:trPr>
@@ -1259,7 +1259,7 @@
         </w:tc>
         <w:tc>
           <w:tcPr>
-            <w:tcW w:type="dxa" w:w="2074"/>
+            <w:tcW w:type="dxa" w:w="2530"/>
             <w:vAlign w:val="center"/>
           </w:tcPr>
           <w:p>
@@ -1342,7 +1342,7 @@
         </w:tc>
         <w:tc>
           <w:tcPr>
-            <w:tcW w:type="dxa" w:w="2074"/>
+            <w:tcW w:type="dxa" w:w="2530"/>
             <w:vAlign w:val="center"/>
           </w:tcPr>
           <w:p>
@@ -1425,7 +1425,7 @@
         </w:tc>
         <w:tc>
           <w:tcPr>
-            <w:tcW w:type="dxa" w:w="2074"/>
+            <w:tcW w:type="dxa" w:w="2530"/>
             <w:vAlign w:val="center"/>
           </w:tcPr>
           <w:p>
@@ -1504,7 +1504,7 @@
         </w:tc>
         <w:tc>
           <w:tcPr>
-            <w:tcW w:type="dxa" w:w="2074"/>
+            <w:tcW w:type="dxa" w:w="2530"/>
             <w:vAlign w:val="center"/>
           </w:tcPr>
           <w:p>
@@ -1548,7 +1548,7 @@
       </w:tblPr>
       <w:tblGrid>
         <w:gridCol w:w="2520"/>
-        <w:gridCol w:w="7228"/>
+        <w:gridCol w:w="7684"/>
       </w:tblGrid>
       <w:tr>
         <w:trPr>
@@ -1573,7 +1573,7 @@
         </w:tc>
         <w:tc>
           <w:tcPr>
-            <w:tcW w:type="dxa" w:w="7229"/>
+            <w:tcW w:type="dxa" w:w="7685"/>
           </w:tcPr>
           <w:p>
             <w:pPr>
@@ -1636,7 +1636,7 @@
         </w:tc>
         <w:tc>
           <w:tcPr>
-            <w:tcW w:type="dxa" w:w="7229"/>
+            <w:tcW w:type="dxa" w:w="7685"/>
           </w:tcPr>
           <w:p>
             <w:pPr>
@@ -1687,7 +1687,7 @@
         </w:tc>
         <w:tc>
           <w:tcPr>
-            <w:tcW w:type="dxa" w:w="7229"/>
+            <w:tcW w:type="dxa" w:w="7685"/>
           </w:tcPr>
           <w:p>
             <w:pPr>
@@ -1726,7 +1726,7 @@
         </w:tc>
         <w:tc>
           <w:tcPr>
-            <w:tcW w:type="dxa" w:w="7229"/>
+            <w:tcW w:type="dxa" w:w="7685"/>
           </w:tcPr>
           <w:p>
             <w:pPr>
@@ -1860,7 +1860,7 @@
         </w:tc>
         <w:tc>
           <w:tcPr>
-            <w:tcW w:type="dxa" w:w="7229"/>
+            <w:tcW w:type="dxa" w:w="7685"/>
           </w:tcPr>
           <w:p>
             <w:pPr>
@@ -1935,7 +1935,7 @@
         </w:tc>
         <w:tc>
           <w:tcPr>
-            <w:tcW w:type="dxa" w:w="7229"/>
+            <w:tcW w:type="dxa" w:w="7685"/>
           </w:tcPr>
           <w:p>
             <w:pPr>
@@ -1986,7 +1986,7 @@
         </w:tc>
         <w:tc>
           <w:tcPr>
-            <w:tcW w:type="dxa" w:w="7229"/>
+            <w:tcW w:type="dxa" w:w="7685"/>
           </w:tcPr>
           <w:p>
             <w:pPr>
@@ -2025,7 +2025,7 @@
         </w:tc>
         <w:tc>
           <w:tcPr>
-            <w:tcW w:type="dxa" w:w="7229"/>
+            <w:tcW w:type="dxa" w:w="7685"/>
           </w:tcPr>
           <w:p>
             <w:pPr>
@@ -2064,7 +2064,7 @@
         </w:tc>
         <w:tc>
           <w:tcPr>
-            <w:tcW w:type="dxa" w:w="7229"/>
+            <w:tcW w:type="dxa" w:w="7685"/>
           </w:tcPr>
           <w:p>
             <w:pPr>
@@ -2103,7 +2103,7 @@
         </w:tc>
         <w:tc>
           <w:tcPr>
-            <w:tcW w:type="dxa" w:w="7229"/>
+            <w:tcW w:type="dxa" w:w="7685"/>
           </w:tcPr>
           <w:p>
             <w:pPr>
@@ -2142,7 +2142,7 @@
         </w:tc>
         <w:tc>
           <w:tcPr>
-            <w:tcW w:type="dxa" w:w="7229"/>
+            <w:tcW w:type="dxa" w:w="7685"/>
           </w:tcPr>
           <w:p>
             <w:pPr>
@@ -2507,8 +2507,8 @@
     </w:p>
     <w:sectPr>
       <w:footerReference w:type="default" r:id="rId9"/>
-      <w:pgSz w:w="11909" w:h="16834"/>
-      <w:pgMar w:top="2160" w:right="1080" w:bottom="2664" w:left="1080" w:header="720" w:footer="2160" w:gutter="0"/>
+      <w:pgSz w:w="11906" w:h="16838"/>
+      <w:pgMar w:top="1984" w:right="850" w:bottom="1814" w:left="850" w:header="720" w:footer="1474" w:gutter="0"/>
       <w:cols w:space="720"/>
       <w:docGrid w:linePitch="360"/>
     </w:sectPr>

--- a/templates/anomaly_scan.docx
+++ b/templates/anomaly_scan.docx
@@ -2,6 +2,7 @@
 <file path=word/document.xml><?xml version="1.0" encoding="utf-8"?>
 <w:document xmlns:wpc="http://schemas.microsoft.com/office/word/2010/wordprocessingCanvas" xmlns:mo="http://schemas.microsoft.com/office/mac/office/2008/main" xmlns:mc="http://schemas.openxmlformats.org/markup-compatibility/2006" xmlns:mv="urn:schemas-microsoft-com:mac:vml" xmlns:o="urn:schemas-microsoft-com:office:office" xmlns:r="http://schemas.openxmlformats.org/officeDocument/2006/relationships" xmlns:m="http://schemas.openxmlformats.org/officeDocument/2006/math" xmlns:v="urn:schemas-microsoft-com:vml" xmlns:wp14="http://schemas.microsoft.com/office/word/2010/wordprocessingDrawing" xmlns:wp="http://schemas.openxmlformats.org/drawingml/2006/wordprocessingDrawing" xmlns:w10="urn:schemas-microsoft-com:office:word" xmlns:w="http://schemas.openxmlformats.org/wordprocessingml/2006/main" xmlns:w14="http://schemas.microsoft.com/office/word/2010/wordml" xmlns:wpg="http://schemas.microsoft.com/office/word/2010/wordprocessingGroup" xmlns:wpi="http://schemas.microsoft.com/office/word/2010/wordprocessingInk" xmlns:wne="http://schemas.microsoft.com/office/word/2006/wordml" xmlns:wps="http://schemas.microsoft.com/office/word/2010/wordprocessingShape" mc:Ignorable="w14 wp14">
   <w:body>
+    <w:p/>
     <w:p>
       <w:pPr>
         <w:spacing w:after="160"/>
@@ -10,7 +11,7 @@
       <w:r>
         <w:rPr>
           <w:b/>
-          <w:sz w:val="28"/>
+          <w:sz w:val="30"/>
           <w:u w:val="single"/>
         </w:rPr>
         <w:t>ANOMALY SCAN</w:t>
@@ -46,7 +47,7 @@
             <w:r>
               <w:rPr>
                 <w:b/>
-                <w:sz w:val="21"/>
+                <w:sz w:val="23"/>
               </w:rPr>
               <w:t>Patient Name</w:t>
             </w:r>
@@ -65,7 +66,7 @@
             <w:r>
               <w:rPr>
                 <w:b w:val="0"/>
-                <w:sz w:val="21"/>
+                <w:sz w:val="23"/>
               </w:rPr>
               <w:t>{{patient_name}}</w:t>
             </w:r>
@@ -84,7 +85,7 @@
             <w:r>
               <w:rPr>
                 <w:b/>
-                <w:sz w:val="21"/>
+                <w:sz w:val="23"/>
               </w:rPr>
               <w:t>Date</w:t>
             </w:r>
@@ -103,7 +104,7 @@
             <w:r>
               <w:rPr>
                 <w:b w:val="0"/>
-                <w:sz w:val="21"/>
+                <w:sz w:val="23"/>
               </w:rPr>
               <w:t>{{date}}</w:t>
             </w:r>
@@ -127,7 +128,7 @@
             <w:r>
               <w:rPr>
                 <w:b/>
-                <w:sz w:val="21"/>
+                <w:sz w:val="23"/>
               </w:rPr>
               <w:t>Age / Sex</w:t>
             </w:r>
@@ -146,7 +147,7 @@
             <w:r>
               <w:rPr>
                 <w:b w:val="0"/>
-                <w:sz w:val="21"/>
+                <w:sz w:val="23"/>
               </w:rPr>
               <w:t>{{age}} Y / F</w:t>
             </w:r>
@@ -165,7 +166,7 @@
             <w:r>
               <w:rPr>
                 <w:b/>
-                <w:sz w:val="21"/>
+                <w:sz w:val="23"/>
               </w:rPr>
               <w:t>Patient ID</w:t>
             </w:r>
@@ -184,7 +185,7 @@
             <w:r>
               <w:rPr>
                 <w:b w:val="0"/>
-                <w:sz w:val="21"/>
+                <w:sz w:val="23"/>
               </w:rPr>
               <w:t>{{patient_id}}</w:t>
             </w:r>
@@ -208,7 +209,7 @@
             <w:r>
               <w:rPr>
                 <w:b/>
-                <w:sz w:val="21"/>
+                <w:sz w:val="23"/>
               </w:rPr>
               <w:t>Referred by</w:t>
             </w:r>
@@ -227,7 +228,7 @@
             <w:r>
               <w:rPr>
                 <w:b w:val="0"/>
-                <w:sz w:val="21"/>
+                <w:sz w:val="23"/>
               </w:rPr>
               <w:t>{{ref_by}}</w:t>
             </w:r>
@@ -246,7 +247,7 @@
             <w:r>
               <w:rPr>
                 <w:b/>
-                <w:sz w:val="21"/>
+                <w:sz w:val="23"/>
               </w:rPr>
               <w:t>LMP</w:t>
             </w:r>
@@ -265,7 +266,7 @@
             <w:r>
               <w:rPr>
                 <w:b w:val="0"/>
-                <w:sz w:val="21"/>
+                <w:sz w:val="23"/>
               </w:rPr>
               <w:t>{{lmp}}</w:t>
             </w:r>
@@ -288,7 +289,7 @@
             <w:r>
               <w:rPr>
                 <w:b/>
-                <w:sz w:val="21"/>
+                <w:sz w:val="23"/>
               </w:rPr>
               <w:t>Clinical details</w:t>
             </w:r>
@@ -307,7 +308,7 @@
             <w:r>
               <w:rPr>
                 <w:b w:val="0"/>
-                <w:sz w:val="21"/>
+                <w:sz w:val="23"/>
               </w:rPr>
               <w:t>{{clinical_details}}</w:t>
             </w:r>
@@ -328,7 +329,7 @@
       <w:r>
         <w:rPr>
           <w:b/>
-          <w:sz w:val="22"/>
+          <w:sz w:val="26"/>
         </w:rPr>
         <w:t>FOETUS</w:t>
       </w:r>
@@ -346,7 +347,7 @@
       <w:r>
         <w:rPr>
           <w:b/>
-          <w:sz w:val="22"/>
+          <w:sz w:val="26"/>
         </w:rPr>
         <w:t>GESTATIONAL AGE</w:t>
       </w:r>
@@ -380,7 +381,7 @@
             <w:r>
               <w:rPr>
                 <w:b/>
-                <w:sz w:val="21"/>
+                <w:sz w:val="23"/>
               </w:rPr>
               <w:t>Parameter</w:t>
             </w:r>
@@ -400,7 +401,7 @@
             <w:r>
               <w:rPr>
                 <w:b/>
-                <w:sz w:val="21"/>
+                <w:sz w:val="23"/>
               </w:rPr>
               <w:t>By scan</w:t>
             </w:r>
@@ -420,7 +421,7 @@
             <w:r>
               <w:rPr>
                 <w:b/>
-                <w:sz w:val="21"/>
+                <w:sz w:val="23"/>
               </w:rPr>
               <w:t>By LMP</w:t>
             </w:r>
@@ -444,7 +445,7 @@
             <w:r>
               <w:rPr>
                 <w:b/>
-                <w:sz w:val="21"/>
+                <w:sz w:val="23"/>
               </w:rPr>
               <w:t>Gestational age</w:t>
             </w:r>
@@ -464,7 +465,7 @@
             <w:r>
               <w:rPr>
                 <w:b w:val="0"/>
-                <w:sz w:val="21"/>
+                <w:sz w:val="23"/>
               </w:rPr>
               <w:t>{{aua_weeks}} weeks {{aua_days}} days</w:t>
             </w:r>
@@ -484,7 +485,7 @@
             <w:r>
               <w:rPr>
                 <w:b w:val="0"/>
-                <w:sz w:val="21"/>
+                <w:sz w:val="23"/>
               </w:rPr>
               <w:t>{{ga_lmp_weeks}} weeks {{ga_lmp_days}} days</w:t>
             </w:r>
@@ -507,7 +508,7 @@
             <w:r>
               <w:rPr>
                 <w:b/>
-                <w:sz w:val="21"/>
+                <w:sz w:val="23"/>
               </w:rPr>
               <w:t>EDD</w:t>
             </w:r>
@@ -526,7 +527,7 @@
             <w:r>
               <w:rPr>
                 <w:b w:val="0"/>
-                <w:sz w:val="21"/>
+                <w:sz w:val="23"/>
               </w:rPr>
               <w:t>{{edd_scan}}</w:t>
             </w:r>
@@ -545,7 +546,7 @@
             <w:r>
               <w:rPr>
                 <w:b w:val="0"/>
-                <w:sz w:val="21"/>
+                <w:sz w:val="23"/>
               </w:rPr>
               <w:t>{{edd_lmp}}</w:t>
             </w:r>
@@ -566,7 +567,7 @@
       <w:r>
         <w:rPr>
           <w:b/>
-          <w:sz w:val="22"/>
+          <w:sz w:val="26"/>
         </w:rPr>
         <w:t>BIOMETRIC MEASUREMENTS</w:t>
       </w:r>
@@ -601,7 +602,7 @@
             <w:r>
               <w:rPr>
                 <w:b/>
-                <w:sz w:val="21"/>
+                <w:sz w:val="23"/>
               </w:rPr>
               <w:t>Parameter</w:t>
             </w:r>
@@ -621,7 +622,7 @@
             <w:r>
               <w:rPr>
                 <w:b/>
-                <w:sz w:val="21"/>
+                <w:sz w:val="23"/>
               </w:rPr>
               <w:t>Value</w:t>
             </w:r>
@@ -641,7 +642,7 @@
             <w:r>
               <w:rPr>
                 <w:b/>
-                <w:sz w:val="21"/>
+                <w:sz w:val="23"/>
               </w:rPr>
               <w:t>Parameter</w:t>
             </w:r>
@@ -661,7 +662,7 @@
             <w:r>
               <w:rPr>
                 <w:b/>
-                <w:sz w:val="21"/>
+                <w:sz w:val="23"/>
               </w:rPr>
               <w:t>Value</w:t>
             </w:r>
@@ -685,7 +686,7 @@
             <w:r>
               <w:rPr>
                 <w:b/>
-                <w:sz w:val="21"/>
+                <w:sz w:val="23"/>
               </w:rPr>
               <w:t>BPD</w:t>
             </w:r>
@@ -705,7 +706,7 @@
             <w:r>
               <w:rPr>
                 <w:b w:val="0"/>
-                <w:sz w:val="21"/>
+                <w:sz w:val="23"/>
               </w:rPr>
               <w:t>{{bpd}} cm</w:t>
             </w:r>
@@ -724,7 +725,7 @@
             <w:r>
               <w:rPr>
                 <w:b/>
-                <w:sz w:val="21"/>
+                <w:sz w:val="23"/>
               </w:rPr>
               <w:t>HC</w:t>
             </w:r>
@@ -744,7 +745,7 @@
             <w:r>
               <w:rPr>
                 <w:b w:val="0"/>
-                <w:sz w:val="21"/>
+                <w:sz w:val="23"/>
               </w:rPr>
               <w:t>{{hc}} cm</w:t>
             </w:r>
@@ -768,7 +769,7 @@
             <w:r>
               <w:rPr>
                 <w:b/>
-                <w:sz w:val="21"/>
+                <w:sz w:val="23"/>
               </w:rPr>
               <w:t>AC</w:t>
             </w:r>
@@ -788,7 +789,7 @@
             <w:r>
               <w:rPr>
                 <w:b w:val="0"/>
-                <w:sz w:val="21"/>
+                <w:sz w:val="23"/>
               </w:rPr>
               <w:t>{{ac}} cm</w:t>
             </w:r>
@@ -807,7 +808,7 @@
             <w:r>
               <w:rPr>
                 <w:b/>
-                <w:sz w:val="21"/>
+                <w:sz w:val="23"/>
               </w:rPr>
               <w:t>FL</w:t>
             </w:r>
@@ -827,7 +828,7 @@
             <w:r>
               <w:rPr>
                 <w:b w:val="0"/>
-                <w:sz w:val="21"/>
+                <w:sz w:val="23"/>
               </w:rPr>
               <w:t>{{fl}} cm</w:t>
             </w:r>
@@ -851,7 +852,7 @@
             <w:r>
               <w:rPr>
                 <w:b/>
-                <w:sz w:val="21"/>
+                <w:sz w:val="23"/>
               </w:rPr>
               <w:t>HL</w:t>
             </w:r>
@@ -871,7 +872,7 @@
             <w:r>
               <w:rPr>
                 <w:b w:val="0"/>
-                <w:sz w:val="21"/>
+                <w:sz w:val="23"/>
               </w:rPr>
               <w:t>{{hl}} cm</w:t>
             </w:r>
@@ -890,7 +891,7 @@
             <w:r>
               <w:rPr>
                 <w:b/>
-                <w:sz w:val="21"/>
+                <w:sz w:val="23"/>
               </w:rPr>
               <w:t>UL</w:t>
             </w:r>
@@ -910,7 +911,7 @@
             <w:r>
               <w:rPr>
                 <w:b w:val="0"/>
-                <w:sz w:val="21"/>
+                <w:sz w:val="23"/>
               </w:rPr>
               <w:t>{{ul}} cm</w:t>
             </w:r>
@@ -934,7 +935,7 @@
             <w:r>
               <w:rPr>
                 <w:b/>
-                <w:sz w:val="21"/>
+                <w:sz w:val="23"/>
               </w:rPr>
               <w:t>RL</w:t>
             </w:r>
@@ -954,7 +955,7 @@
             <w:r>
               <w:rPr>
                 <w:b w:val="0"/>
-                <w:sz w:val="21"/>
+                <w:sz w:val="23"/>
               </w:rPr>
               <w:t>{{rl}} cm</w:t>
             </w:r>
@@ -973,7 +974,7 @@
             <w:r>
               <w:rPr>
                 <w:b/>
-                <w:sz w:val="21"/>
+                <w:sz w:val="23"/>
               </w:rPr>
               <w:t>TL</w:t>
             </w:r>
@@ -993,7 +994,7 @@
             <w:r>
               <w:rPr>
                 <w:b w:val="0"/>
-                <w:sz w:val="21"/>
+                <w:sz w:val="23"/>
               </w:rPr>
               <w:t>{{tl}} cm</w:t>
             </w:r>
@@ -1017,7 +1018,7 @@
             <w:r>
               <w:rPr>
                 <w:b/>
-                <w:sz w:val="21"/>
+                <w:sz w:val="23"/>
               </w:rPr>
               <w:t>FIB</w:t>
             </w:r>
@@ -1037,7 +1038,7 @@
             <w:r>
               <w:rPr>
                 <w:b w:val="0"/>
-                <w:sz w:val="21"/>
+                <w:sz w:val="23"/>
               </w:rPr>
               <w:t>{{fib}} cm</w:t>
             </w:r>
@@ -1056,7 +1057,7 @@
             <w:r>
               <w:rPr>
                 <w:b/>
-                <w:sz w:val="21"/>
+                <w:sz w:val="23"/>
               </w:rPr>
               <w:t>Foot length</w:t>
             </w:r>
@@ -1076,7 +1077,7 @@
             <w:r>
               <w:rPr>
                 <w:b w:val="0"/>
-                <w:sz w:val="21"/>
+                <w:sz w:val="23"/>
               </w:rPr>
               <w:t>{{foot_length}} cm</w:t>
             </w:r>
@@ -1099,7 +1100,7 @@
             <w:r>
               <w:rPr>
                 <w:b/>
-                <w:sz w:val="21"/>
+                <w:sz w:val="23"/>
               </w:rPr>
               <w:t>EFW</w:t>
             </w:r>
@@ -1118,7 +1119,7 @@
             <w:r>
               <w:rPr>
                 <w:b w:val="0"/>
-                <w:sz w:val="21"/>
+                <w:sz w:val="23"/>
               </w:rPr>
               <w:t>{{efw}} g +/- {{efw_error}} g</w:t>
             </w:r>
@@ -1136,7 +1137,7 @@
             <w:r>
               <w:rPr>
                 <w:b/>
-                <w:sz w:val="21"/>
+                <w:sz w:val="23"/>
               </w:rPr>
               <w:t>FL / AC</w:t>
             </w:r>
@@ -1155,7 +1156,7 @@
             <w:r>
               <w:rPr>
                 <w:b w:val="0"/>
-                <w:sz w:val="21"/>
+                <w:sz w:val="23"/>
               </w:rPr>
               <w:t>{{fl_ac_ratio}} %</w:t>
             </w:r>
@@ -1176,7 +1177,7 @@
       <w:r>
         <w:rPr>
           <w:b/>
-          <w:sz w:val="22"/>
+          <w:sz w:val="26"/>
         </w:rPr>
         <w:t>OTHER MEASUREMENTS</w:t>
       </w:r>
@@ -1211,7 +1212,7 @@
             <w:r>
               <w:rPr>
                 <w:b/>
-                <w:sz w:val="21"/>
+                <w:sz w:val="23"/>
               </w:rPr>
               <w:t>Parameter</w:t>
             </w:r>
@@ -1231,7 +1232,7 @@
             <w:r>
               <w:rPr>
                 <w:b/>
-                <w:sz w:val="21"/>
+                <w:sz w:val="23"/>
               </w:rPr>
               <w:t>Value</w:t>
             </w:r>
@@ -1251,7 +1252,7 @@
             <w:r>
               <w:rPr>
                 <w:b/>
-                <w:sz w:val="21"/>
+                <w:sz w:val="23"/>
               </w:rPr>
               <w:t>Parameter</w:t>
             </w:r>
@@ -1271,7 +1272,7 @@
             <w:r>
               <w:rPr>
                 <w:b/>
-                <w:sz w:val="21"/>
+                <w:sz w:val="23"/>
               </w:rPr>
               <w:t>Value</w:t>
             </w:r>
@@ -1295,7 +1296,7 @@
             <w:r>
               <w:rPr>
                 <w:b/>
-                <w:sz w:val="21"/>
+                <w:sz w:val="23"/>
               </w:rPr>
               <w:t>Nasal bone length</w:t>
             </w:r>
@@ -1315,7 +1316,7 @@
             <w:r>
               <w:rPr>
                 <w:b w:val="0"/>
-                <w:sz w:val="21"/>
+                <w:sz w:val="23"/>
               </w:rPr>
               <w:t>{{nasal_bone_length}} mm</w:t>
             </w:r>
@@ -1334,7 +1335,7 @@
             <w:r>
               <w:rPr>
                 <w:b/>
-                <w:sz w:val="21"/>
+                <w:sz w:val="23"/>
               </w:rPr>
               <w:t>Nuchal fold thickness</w:t>
             </w:r>
@@ -1354,7 +1355,7 @@
             <w:r>
               <w:rPr>
                 <w:b w:val="0"/>
-                <w:sz w:val="21"/>
+                <w:sz w:val="23"/>
               </w:rPr>
               <w:t>{{nuchal_fold}} mm</w:t>
             </w:r>
@@ -1378,7 +1379,7 @@
             <w:r>
               <w:rPr>
                 <w:b/>
-                <w:sz w:val="21"/>
+                <w:sz w:val="23"/>
               </w:rPr>
               <w:t>Trans cerebellar diameter</w:t>
             </w:r>
@@ -1398,7 +1399,7 @@
             <w:r>
               <w:rPr>
                 <w:b w:val="0"/>
-                <w:sz w:val="21"/>
+                <w:sz w:val="23"/>
               </w:rPr>
               <w:t>{{tcd}} cm</w:t>
             </w:r>
@@ -1417,7 +1418,7 @@
             <w:r>
               <w:rPr>
                 <w:b/>
-                <w:sz w:val="21"/>
+                <w:sz w:val="23"/>
               </w:rPr>
               <w:t>Cisterna magna</w:t>
             </w:r>
@@ -1437,7 +1438,7 @@
             <w:r>
               <w:rPr>
                 <w:b w:val="0"/>
-                <w:sz w:val="21"/>
+                <w:sz w:val="23"/>
               </w:rPr>
               <w:t>{{cisterna_magna}} cm</w:t>
             </w:r>
@@ -1460,7 +1461,7 @@
             <w:r>
               <w:rPr>
                 <w:b/>
-                <w:sz w:val="21"/>
+                <w:sz w:val="23"/>
               </w:rPr>
               <w:t>Lateral ventricular atrium</w:t>
             </w:r>
@@ -1479,7 +1480,7 @@
             <w:r>
               <w:rPr>
                 <w:b w:val="0"/>
-                <w:sz w:val="21"/>
+                <w:sz w:val="23"/>
               </w:rPr>
               <w:t>{{lvta}} cm</w:t>
             </w:r>
@@ -1497,7 +1498,7 @@
             <w:r>
               <w:rPr>
                 <w:b/>
-                <w:sz w:val="21"/>
+                <w:sz w:val="23"/>
               </w:rPr>
             </w:r>
           </w:p>
@@ -1515,7 +1516,7 @@
             <w:r>
               <w:rPr>
                 <w:b w:val="0"/>
-                <w:sz w:val="21"/>
+                <w:sz w:val="23"/>
               </w:rPr>
             </w:r>
           </w:p>
@@ -1535,7 +1536,7 @@
       <w:r>
         <w:rPr>
           <w:b/>
-          <w:sz w:val="22"/>
+          <w:sz w:val="26"/>
         </w:rPr>
         <w:t>FOETAL ANATOMY</w:t>
       </w:r>
@@ -1565,7 +1566,7 @@
             <w:r>
               <w:rPr>
                 <w:b/>
-                <w:sz w:val="22"/>
+                <w:sz w:val="26"/>
               </w:rPr>
               <w:t>Foetal head:</w:t>
             </w:r>
@@ -1582,7 +1583,7 @@
             <w:r>
               <w:rPr>
                 <w:b w:val="0"/>
-                <w:sz w:val="22"/>
+                <w:sz w:val="26"/>
               </w:rPr>
               <w:t>Foetal calvaria appears normal.</w:t>
             </w:r>
@@ -1594,7 +1595,7 @@
             <w:r>
               <w:rPr>
                 <w:b w:val="0"/>
-                <w:sz w:val="22"/>
+                <w:sz w:val="26"/>
               </w:rPr>
               <w:t>Thalami, cavum septum, ventricular system appear normal.</w:t>
             </w:r>
@@ -1606,7 +1607,7 @@
             <w:r>
               <w:rPr>
                 <w:b w:val="0"/>
-                <w:sz w:val="22"/>
+                <w:sz w:val="26"/>
               </w:rPr>
               <w:t>Posterior fossa structures appear to be normal up to visible extent.</w:t>
             </w:r>
@@ -1628,7 +1629,7 @@
             <w:r>
               <w:rPr>
                 <w:b/>
-                <w:sz w:val="22"/>
+                <w:sz w:val="26"/>
               </w:rPr>
               <w:t>Foetal face:</w:t>
             </w:r>
@@ -1645,7 +1646,7 @@
             <w:r>
               <w:rPr>
                 <w:b w:val="0"/>
-                <w:sz w:val="22"/>
+                <w:sz w:val="26"/>
               </w:rPr>
               <w:t>Orbits appear to be normal up to visible extent.</w:t>
             </w:r>
@@ -1657,7 +1658,7 @@
             <w:r>
               <w:rPr>
                 <w:b w:val="0"/>
-                <w:sz w:val="22"/>
+                <w:sz w:val="26"/>
               </w:rPr>
               <w:t>No E/O cleft lip.</w:t>
             </w:r>
@@ -1679,7 +1680,7 @@
             <w:r>
               <w:rPr>
                 <w:b/>
-                <w:sz w:val="22"/>
+                <w:sz w:val="26"/>
               </w:rPr>
               <w:t>Foetal thorax:</w:t>
             </w:r>
@@ -1696,7 +1697,7 @@
             <w:r>
               <w:rPr>
                 <w:b w:val="0"/>
-                <w:sz w:val="22"/>
+                <w:sz w:val="26"/>
               </w:rPr>
               <w:t>Both lungs seen.</w:t>
             </w:r>
@@ -1718,7 +1719,7 @@
             <w:r>
               <w:rPr>
                 <w:b/>
-                <w:sz w:val="22"/>
+                <w:sz w:val="26"/>
               </w:rPr>
               <w:t>Foetal heart:</w:t>
             </w:r>
@@ -1735,7 +1736,7 @@
             <w:r>
               <w:rPr>
                 <w:b w:val="0"/>
-                <w:sz w:val="22"/>
+                <w:sz w:val="26"/>
               </w:rPr>
               <w:t>Normal sinus rhythm. Situs solitus. Cardiac size and axis appear normal.</w:t>
             </w:r>
@@ -1747,14 +1748,14 @@
             <w:r>
               <w:rPr>
                 <w:b/>
-                <w:sz w:val="22"/>
+                <w:sz w:val="26"/>
               </w:rPr>
               <w:t xml:space="preserve">Four chamber view: </w:t>
             </w:r>
             <w:r>
               <w:rPr>
                 <w:b w:val="0"/>
-                <w:sz w:val="22"/>
+                <w:sz w:val="26"/>
               </w:rPr>
               <w:t>Both the atria and ventricles appear to be normal in size. 2 pulmonary veins seen draining into the left atrium. Crux visualized. AV valve insertion seen normal. Interventricular septum seen intact. Foramen ovale seen with flow from right to left atrium. Mitral valve and tricuspid valve appear normal. Flow across the valves: laminar flow.</w:t>
             </w:r>
@@ -1766,14 +1767,14 @@
             <w:r>
               <w:rPr>
                 <w:b/>
-                <w:sz w:val="22"/>
+                <w:sz w:val="26"/>
               </w:rPr>
               <w:t xml:space="preserve">LVOT: </w:t>
             </w:r>
             <w:r>
               <w:rPr>
                 <w:b w:val="0"/>
-                <w:sz w:val="22"/>
+                <w:sz w:val="26"/>
               </w:rPr>
               <w:t>Aortic valve appears normal. Flow across the valve: laminar flow. Septo-aortic continuation and septo-mitral continuation seen.</w:t>
             </w:r>
@@ -1785,14 +1786,14 @@
             <w:r>
               <w:rPr>
                 <w:b/>
-                <w:sz w:val="22"/>
+                <w:sz w:val="26"/>
               </w:rPr>
               <w:t xml:space="preserve">RVOT: </w:t>
             </w:r>
             <w:r>
               <w:rPr>
                 <w:b w:val="0"/>
-                <w:sz w:val="22"/>
+                <w:sz w:val="26"/>
               </w:rPr>
               <w:t>Pulmonary valve appears normal. Main pulmonary artery seen, appears normal.</w:t>
             </w:r>
@@ -1804,14 +1805,14 @@
             <w:r>
               <w:rPr>
                 <w:b/>
-                <w:sz w:val="22"/>
+                <w:sz w:val="26"/>
               </w:rPr>
               <w:t xml:space="preserve">3 vessel view: </w:t>
             </w:r>
             <w:r>
               <w:rPr>
                 <w:b w:val="0"/>
-                <w:sz w:val="22"/>
+                <w:sz w:val="26"/>
               </w:rPr>
               <w:t>Pulmonary artery, aorta and right SVC seen. Spatial alignment and size of the vessels appropriate.</w:t>
             </w:r>
@@ -1823,14 +1824,14 @@
             <w:r>
               <w:rPr>
                 <w:b/>
-                <w:sz w:val="22"/>
+                <w:sz w:val="26"/>
               </w:rPr>
               <w:t xml:space="preserve">3 vessel trachea view: </w:t>
             </w:r>
             <w:r>
               <w:rPr>
                 <w:b w:val="0"/>
-                <w:sz w:val="22"/>
+                <w:sz w:val="26"/>
               </w:rPr>
               <w:t>Ductal arch and transverse aortic arch seen and normal. Spatial alignment and size of the vessels: normal. Flow in the vessels: laminar flow.</w:t>
             </w:r>
@@ -1852,7 +1853,7 @@
             <w:r>
               <w:rPr>
                 <w:b/>
-                <w:sz w:val="22"/>
+                <w:sz w:val="26"/>
               </w:rPr>
               <w:t>Foetal abdomen:</w:t>
             </w:r>
@@ -1869,7 +1870,7 @@
             <w:r>
               <w:rPr>
                 <w:b w:val="0"/>
-                <w:sz w:val="22"/>
+                <w:sz w:val="26"/>
               </w:rPr>
               <w:t>Situs solitus noted. Stomach bubble seen.</w:t>
             </w:r>
@@ -1881,7 +1882,7 @@
             <w:r>
               <w:rPr>
                 <w:b w:val="0"/>
-                <w:sz w:val="22"/>
+                <w:sz w:val="26"/>
               </w:rPr>
               <w:t>Both kidneys well visualized. Urinary bladder seen.</w:t>
             </w:r>
@@ -1893,7 +1894,7 @@
             <w:r>
               <w:rPr>
                 <w:b w:val="0"/>
-                <w:sz w:val="22"/>
+                <w:sz w:val="26"/>
               </w:rPr>
               <w:t>Anterior abdominal wall appears to be normal.</w:t>
             </w:r>
@@ -1905,7 +1906,7 @@
             <w:r>
               <w:rPr>
                 <w:b w:val="0"/>
-                <w:sz w:val="22"/>
+                <w:sz w:val="26"/>
               </w:rPr>
               <w:t>Umbilical cord insertion site appears to be normal.</w:t>
             </w:r>
@@ -1927,7 +1928,7 @@
             <w:r>
               <w:rPr>
                 <w:b/>
-                <w:sz w:val="22"/>
+                <w:sz w:val="26"/>
               </w:rPr>
               <w:t>Foetal limbs:</w:t>
             </w:r>
@@ -1944,7 +1945,7 @@
             <w:r>
               <w:rPr>
                 <w:b w:val="0"/>
-                <w:sz w:val="22"/>
+                <w:sz w:val="26"/>
               </w:rPr>
               <w:t>Visualized extent of upper and lower limbs appear normal.</w:t>
             </w:r>
@@ -1956,7 +1957,7 @@
             <w:r>
               <w:rPr>
                 <w:b w:val="0"/>
-                <w:sz w:val="22"/>
+                <w:sz w:val="26"/>
               </w:rPr>
               <w:t>No evidence of focal limb abnormalities up to visible extent.</w:t>
             </w:r>
@@ -1978,7 +1979,7 @@
             <w:r>
               <w:rPr>
                 <w:b/>
-                <w:sz w:val="22"/>
+                <w:sz w:val="26"/>
               </w:rPr>
               <w:t>Foetal spine:</w:t>
             </w:r>
@@ -1995,7 +1996,7 @@
             <w:r>
               <w:rPr>
                 <w:b w:val="0"/>
-                <w:sz w:val="22"/>
+                <w:sz w:val="26"/>
               </w:rPr>
               <w:t>Foetal spine appears normal in both long and transverse scans up to visible extent.</w:t>
             </w:r>
@@ -2017,7 +2018,7 @@
             <w:r>
               <w:rPr>
                 <w:b/>
-                <w:sz w:val="22"/>
+                <w:sz w:val="26"/>
               </w:rPr>
               <w:t>Liquor:</w:t>
             </w:r>
@@ -2034,7 +2035,7 @@
             <w:r>
               <w:rPr>
                 <w:b w:val="0"/>
-                <w:sz w:val="22"/>
+                <w:sz w:val="26"/>
               </w:rPr>
               <w:t>Adequate.</w:t>
             </w:r>
@@ -2056,7 +2057,7 @@
             <w:r>
               <w:rPr>
                 <w:b/>
-                <w:sz w:val="22"/>
+                <w:sz w:val="26"/>
               </w:rPr>
               <w:t>Placenta:</w:t>
             </w:r>
@@ -2073,7 +2074,7 @@
             <w:r>
               <w:rPr>
                 <w:b w:val="0"/>
-                <w:sz w:val="22"/>
+                <w:sz w:val="26"/>
               </w:rPr>
               <w:t>Located in posterior, grade 1 to 2. Lower limit of placenta situated well away from the internal OS.</w:t>
             </w:r>
@@ -2095,7 +2096,7 @@
             <w:r>
               <w:rPr>
                 <w:b/>
-                <w:sz w:val="22"/>
+                <w:sz w:val="26"/>
               </w:rPr>
               <w:t>Cervix:</w:t>
             </w:r>
@@ -2112,7 +2113,7 @@
             <w:r>
               <w:rPr>
                 <w:b w:val="0"/>
-                <w:sz w:val="22"/>
+                <w:sz w:val="26"/>
               </w:rPr>
               <w:t>Length {{cervix_length}} cm, internal OS closed.</w:t>
             </w:r>
@@ -2134,7 +2135,7 @@
             <w:r>
               <w:rPr>
                 <w:b/>
-                <w:sz w:val="22"/>
+                <w:sz w:val="26"/>
               </w:rPr>
               <w:t>Umbilical cord:</w:t>
             </w:r>
@@ -2151,7 +2152,7 @@
             <w:r>
               <w:rPr>
                 <w:b w:val="0"/>
-                <w:sz w:val="22"/>
+                <w:sz w:val="26"/>
               </w:rPr>
               <w:t>Three vessel cord. No cord around the neck noted at present scan.</w:t>
             </w:r>
@@ -2167,7 +2168,7 @@
       <w:r>
         <w:rPr>
           <w:b/>
-          <w:sz w:val="22"/>
+          <w:sz w:val="26"/>
         </w:rPr>
         <w:t>UTERINE ARTERY DOPPLER</w:t>
       </w:r>
@@ -2200,7 +2201,7 @@
             <w:r>
               <w:rPr>
                 <w:b/>
-                <w:sz w:val="21"/>
+                <w:sz w:val="23"/>
               </w:rPr>
               <w:t>Artery</w:t>
             </w:r>
@@ -2220,7 +2221,7 @@
             <w:r>
               <w:rPr>
                 <w:b/>
-                <w:sz w:val="21"/>
+                <w:sz w:val="23"/>
               </w:rPr>
               <w:t>PI</w:t>
             </w:r>
@@ -2244,7 +2245,7 @@
             <w:r>
               <w:rPr>
                 <w:b/>
-                <w:sz w:val="21"/>
+                <w:sz w:val="23"/>
               </w:rPr>
               <w:t>Right uterine artery</w:t>
             </w:r>
@@ -2264,7 +2265,7 @@
             <w:r>
               <w:rPr>
                 <w:b w:val="0"/>
-                <w:sz w:val="21"/>
+                <w:sz w:val="23"/>
               </w:rPr>
               <w:t>{{doppler_right_pi}}</w:t>
             </w:r>
@@ -2287,7 +2288,7 @@
             <w:r>
               <w:rPr>
                 <w:b/>
-                <w:sz w:val="21"/>
+                <w:sz w:val="23"/>
               </w:rPr>
               <w:t>Left uterine artery</w:t>
             </w:r>
@@ -2306,7 +2307,7 @@
             <w:r>
               <w:rPr>
                 <w:b w:val="0"/>
-                <w:sz w:val="21"/>
+                <w:sz w:val="23"/>
               </w:rPr>
               <w:t>{{doppler_left_pi}}</w:t>
             </w:r>
@@ -2327,7 +2328,7 @@
       <w:r>
         <w:rPr>
           <w:b/>
-          <w:sz w:val="22"/>
+          <w:sz w:val="26"/>
         </w:rPr>
         <w:t>IMPRESSION</w:t>
       </w:r>
@@ -2400,7 +2401,7 @@
       <w:r>
         <w:rPr>
           <w:b/>
-          <w:sz w:val="18"/>
+          <w:sz w:val="20"/>
         </w:rPr>
         <w:t>Note:</w:t>
       </w:r>
@@ -2409,7 +2410,7 @@
       </w:r>
       <w:r>
         <w:rPr>
-          <w:sz w:val="18"/>
+          <w:sz w:val="20"/>
         </w:rPr>
         <w:t>Down's syndrome can't be diagnosed on the basis of USG alone.</w:t>
       </w:r>
@@ -2418,7 +2419,7 @@
       </w:r>
       <w:r>
         <w:rPr>
-          <w:sz w:val="18"/>
+          <w:sz w:val="20"/>
         </w:rPr>
         <w:t>Detection of Down's syndrome by: sequential screening (combined quadruple 15-19 weeks + genetic sonogram at 18-20 weeks) - 95%; maternal blood test for cell free foetal DNA - 99%.</w:t>
       </w:r>
@@ -2427,7 +2428,7 @@
       </w:r>
       <w:r>
         <w:rPr>
-          <w:sz w:val="18"/>
+          <w:sz w:val="20"/>
         </w:rPr>
         <w:t>Invasive testing (CVS/amniocentesis), which is a definitive test, has a procedure related risk of about 1:200.</w:t>
       </w:r>
@@ -2436,7 +2437,7 @@
       </w:r>
       <w:r>
         <w:rPr>
-          <w:sz w:val="18"/>
+          <w:sz w:val="20"/>
         </w:rPr>
         <w:t>This has been explained to the patient and attendant.</w:t>
       </w:r>
@@ -2445,7 +2446,7 @@
       </w:r>
       <w:r>
         <w:rPr>
-          <w:sz w:val="18"/>
+          <w:sz w:val="20"/>
         </w:rPr>
         <w:t># Ultrasound can't detect all congenital anomalies; the detection rate of congenital anomalies by anomaly scan is 60 to 80%.</w:t>
       </w:r>
@@ -2454,7 +2455,7 @@
       </w:r>
       <w:r>
         <w:rPr>
-          <w:sz w:val="18"/>
+          <w:sz w:val="20"/>
         </w:rPr>
         <w:t>Please note: all abnormalities and genetic syndromes cannot be ruled out by ultrasound examination; ultrasound examination has its own limitations. Some abnormalities evolve as the gestation advances; the detection rate of abnormality depends on gestational age of the foetus, foetal position, tissue penetration of sound waves and patient body habitus.</w:t>
       </w:r>
@@ -2467,7 +2468,7 @@
       <w:r>
         <w:rPr>
           <w:b/>
-          <w:sz w:val="18"/>
+          <w:sz w:val="20"/>
         </w:rPr>
         <w:t>DECLARATION OF DOCTOR/PERSON CONDUCTING ULTRASONOGRAPHY / IMAGE SCANNING</w:t>
       </w:r>
@@ -2479,7 +2480,7 @@
       </w:pPr>
       <w:r>
         <w:rPr>
-          <w:sz w:val="18"/>
+          <w:sz w:val="20"/>
         </w:rPr>
         <w:t>I, {{doctor_name}}, declare that while conducting ultrasonography / image scanning on Mrs. {{patient_name}}, I have neither detected nor disclosed the sex of her foetus to anybody in any manner.</w:t>
       </w:r>
@@ -2525,28 +2526,28 @@
     </w:pPr>
     <w:r>
       <w:rPr>
-        <w:sz w:val="16"/>
+        <w:sz w:val="18"/>
       </w:rPr>
       <w:t xml:space="preserve">{{patient_name}}   |   Page </w:t>
     </w:r>
     <w:fldSimple w:instr="PAGE">
       <w:r>
         <w:rPr>
-          <w:sz w:val="16"/>
+          <w:sz w:val="18"/>
         </w:rPr>
         <w:t>1</w:t>
       </w:r>
     </w:fldSimple>
     <w:r>
       <w:rPr>
-        <w:sz w:val="16"/>
+        <w:sz w:val="18"/>
       </w:rPr>
       <w:t xml:space="preserve"> of </w:t>
     </w:r>
     <w:fldSimple w:instr="NUMPAGES">
       <w:r>
         <w:rPr>
-          <w:sz w:val="16"/>
+          <w:sz w:val="18"/>
         </w:rPr>
         <w:t>1</w:t>
       </w:r>
@@ -2923,7 +2924,7 @@
     </w:pPr>
     <w:rPr>
       <w:rFonts w:ascii="Calibri" w:hAnsi="Calibri" w:eastAsia="Calibri"/>
-      <w:sz w:val="22"/>
+      <w:sz w:val="26"/>
     </w:rPr>
   </w:style>
   <w:style w:type="paragraph" w:styleId="Header">
@@ -2963,7 +2964,7 @@
       <w:spacing w:after="0" w:line="240" w:lineRule="auto"/>
     </w:pPr>
     <w:rPr>
-      <w:sz w:val="16"/>
+      <w:sz w:val="18"/>
     </w:rPr>
   </w:style>
   <w:style w:type="character" w:customStyle="1" w:styleId="FooterChar">

--- a/templates/anomaly_scan.docx
+++ b/templates/anomaly_scan.docx
@@ -25,15 +25,53 @@
         <w:tblLook w:firstColumn="1" w:firstRow="1" w:lastColumn="0" w:lastRow="0" w:noHBand="0" w:noVBand="1" w:val="04A0"/>
       </w:tblPr>
       <w:tblGrid>
+        <w:gridCol w:w="2376"/>
+        <w:gridCol w:w="3311"/>
         <w:gridCol w:w="1872"/>
-        <w:gridCol w:w="3528"/>
-        <w:gridCol w:w="1655"/>
-        <w:gridCol w:w="3148"/>
+        <w:gridCol w:w="2644"/>
       </w:tblGrid>
       <w:tr>
         <w:trPr>
           <w:cantSplit/>
         </w:trPr>
+        <w:tc>
+          <w:tcPr>
+            <w:tcW w:type="dxa" w:w="2376"/>
+            <w:vAlign w:val="center"/>
+          </w:tcPr>
+          <w:p>
+            <w:pPr>
+              <w:keepNext/>
+              <w:spacing w:before="20" w:after="20"/>
+            </w:pPr>
+            <w:r>
+              <w:rPr>
+                <w:b/>
+                <w:sz w:val="28"/>
+              </w:rPr>
+              <w:t>Patient Name</w:t>
+            </w:r>
+          </w:p>
+        </w:tc>
+        <w:tc>
+          <w:tcPr>
+            <w:tcW w:type="dxa" w:w="3312"/>
+            <w:vAlign w:val="center"/>
+          </w:tcPr>
+          <w:p>
+            <w:pPr>
+              <w:keepNext/>
+              <w:spacing w:before="20" w:after="20"/>
+            </w:pPr>
+            <w:r>
+              <w:rPr>
+                <w:b w:val="0"/>
+                <w:sz w:val="28"/>
+              </w:rPr>
+              <w:t>{{patient_name}}</w:t>
+            </w:r>
+          </w:p>
+        </w:tc>
         <w:tc>
           <w:tcPr>
             <w:tcW w:type="dxa" w:w="1872"/>
@@ -47,15 +85,15 @@
             <w:r>
               <w:rPr>
                 <w:b/>
-                <w:sz w:val="23"/>
+                <w:sz w:val="28"/>
               </w:rPr>
-              <w:t>Patient Name</w:t>
+              <w:t>Date</w:t>
             </w:r>
           </w:p>
         </w:tc>
         <w:tc>
           <w:tcPr>
-            <w:tcW w:type="dxa" w:w="3528"/>
+            <w:tcW w:type="dxa" w:w="2645"/>
             <w:vAlign w:val="center"/>
           </w:tcPr>
           <w:p>
@@ -66,15 +104,20 @@
             <w:r>
               <w:rPr>
                 <w:b w:val="0"/>
-                <w:sz w:val="23"/>
+                <w:sz w:val="28"/>
               </w:rPr>
-              <w:t>{{patient_name}}</w:t>
+              <w:t>{{date}}</w:t>
             </w:r>
           </w:p>
         </w:tc>
+      </w:tr>
+      <w:tr>
+        <w:trPr>
+          <w:cantSplit/>
+        </w:trPr>
         <w:tc>
           <w:tcPr>
-            <w:tcW w:type="dxa" w:w="1656"/>
+            <w:tcW w:type="dxa" w:w="2376"/>
             <w:vAlign w:val="center"/>
           </w:tcPr>
           <w:p>
@@ -85,15 +128,15 @@
             <w:r>
               <w:rPr>
                 <w:b/>
-                <w:sz w:val="23"/>
+                <w:sz w:val="28"/>
               </w:rPr>
-              <w:t>Date</w:t>
+              <w:t>Age / Sex</w:t>
             </w:r>
           </w:p>
         </w:tc>
         <w:tc>
           <w:tcPr>
-            <w:tcW w:type="dxa" w:w="3149"/>
+            <w:tcW w:type="dxa" w:w="3312"/>
             <w:vAlign w:val="center"/>
           </w:tcPr>
           <w:p>
@@ -104,17 +147,12 @@
             <w:r>
               <w:rPr>
                 <w:b w:val="0"/>
-                <w:sz w:val="23"/>
+                <w:sz w:val="28"/>
               </w:rPr>
-              <w:t>{{date}}</w:t>
+              <w:t>{{age}} Y / F</w:t>
             </w:r>
           </w:p>
         </w:tc>
-      </w:tr>
-      <w:tr>
-        <w:trPr>
-          <w:cantSplit/>
-        </w:trPr>
         <w:tc>
           <w:tcPr>
             <w:tcW w:type="dxa" w:w="1872"/>
@@ -128,15 +166,15 @@
             <w:r>
               <w:rPr>
                 <w:b/>
-                <w:sz w:val="23"/>
+                <w:sz w:val="28"/>
               </w:rPr>
-              <w:t>Age / Sex</w:t>
+              <w:t>Patient ID</w:t>
             </w:r>
           </w:p>
         </w:tc>
         <w:tc>
           <w:tcPr>
-            <w:tcW w:type="dxa" w:w="3528"/>
+            <w:tcW w:type="dxa" w:w="2645"/>
             <w:vAlign w:val="center"/>
           </w:tcPr>
           <w:p>
@@ -147,15 +185,20 @@
             <w:r>
               <w:rPr>
                 <w:b w:val="0"/>
-                <w:sz w:val="23"/>
+                <w:sz w:val="28"/>
               </w:rPr>
-              <w:t>{{age}} Y / F</w:t>
+              <w:t>{{patient_id}}</w:t>
             </w:r>
           </w:p>
         </w:tc>
+      </w:tr>
+      <w:tr>
+        <w:trPr>
+          <w:cantSplit/>
+        </w:trPr>
         <w:tc>
           <w:tcPr>
-            <w:tcW w:type="dxa" w:w="1656"/>
+            <w:tcW w:type="dxa" w:w="2376"/>
             <w:vAlign w:val="center"/>
           </w:tcPr>
           <w:p>
@@ -166,15 +209,15 @@
             <w:r>
               <w:rPr>
                 <w:b/>
-                <w:sz w:val="23"/>
+                <w:sz w:val="28"/>
               </w:rPr>
-              <w:t>Patient ID</w:t>
+              <w:t>Referred by</w:t>
             </w:r>
           </w:p>
         </w:tc>
         <w:tc>
           <w:tcPr>
-            <w:tcW w:type="dxa" w:w="3149"/>
+            <w:tcW w:type="dxa" w:w="3312"/>
             <w:vAlign w:val="center"/>
           </w:tcPr>
           <w:p>
@@ -185,17 +228,12 @@
             <w:r>
               <w:rPr>
                 <w:b w:val="0"/>
-                <w:sz w:val="23"/>
+                <w:sz w:val="28"/>
               </w:rPr>
-              <w:t>{{patient_id}}</w:t>
+              <w:t>{{ref_by}}</w:t>
             </w:r>
           </w:p>
         </w:tc>
-      </w:tr>
-      <w:tr>
-        <w:trPr>
-          <w:cantSplit/>
-        </w:trPr>
         <w:tc>
           <w:tcPr>
             <w:tcW w:type="dxa" w:w="1872"/>
@@ -209,15 +247,15 @@
             <w:r>
               <w:rPr>
                 <w:b/>
-                <w:sz w:val="23"/>
+                <w:sz w:val="28"/>
               </w:rPr>
-              <w:t>Referred by</w:t>
+              <w:t>LMP</w:t>
             </w:r>
           </w:p>
         </w:tc>
         <w:tc>
           <w:tcPr>
-            <w:tcW w:type="dxa" w:w="3528"/>
+            <w:tcW w:type="dxa" w:w="2645"/>
             <w:vAlign w:val="center"/>
           </w:tcPr>
           <w:p>
@@ -228,45 +266,7 @@
             <w:r>
               <w:rPr>
                 <w:b w:val="0"/>
-                <w:sz w:val="23"/>
-              </w:rPr>
-              <w:t>{{ref_by}}</w:t>
-            </w:r>
-          </w:p>
-        </w:tc>
-        <w:tc>
-          <w:tcPr>
-            <w:tcW w:type="dxa" w:w="1656"/>
-            <w:vAlign w:val="center"/>
-          </w:tcPr>
-          <w:p>
-            <w:pPr>
-              <w:keepNext/>
-              <w:spacing w:before="20" w:after="20"/>
-            </w:pPr>
-            <w:r>
-              <w:rPr>
-                <w:b/>
-                <w:sz w:val="23"/>
-              </w:rPr>
-              <w:t>LMP</w:t>
-            </w:r>
-          </w:p>
-        </w:tc>
-        <w:tc>
-          <w:tcPr>
-            <w:tcW w:type="dxa" w:w="3149"/>
-            <w:vAlign w:val="center"/>
-          </w:tcPr>
-          <w:p>
-            <w:pPr>
-              <w:keepNext/>
-              <w:spacing w:before="20" w:after="20"/>
-            </w:pPr>
-            <w:r>
-              <w:rPr>
-                <w:b w:val="0"/>
-                <w:sz w:val="23"/>
+                <w:sz w:val="28"/>
               </w:rPr>
               <w:t>{{lmp}}</w:t>
             </w:r>
@@ -279,7 +279,7 @@
         </w:trPr>
         <w:tc>
           <w:tcPr>
-            <w:tcW w:type="dxa" w:w="1872"/>
+            <w:tcW w:type="dxa" w:w="2376"/>
             <w:vAlign w:val="center"/>
           </w:tcPr>
           <w:p>
@@ -289,7 +289,7 @@
             <w:r>
               <w:rPr>
                 <w:b/>
-                <w:sz w:val="23"/>
+                <w:sz w:val="28"/>
               </w:rPr>
               <w:t>Clinical details</w:t>
             </w:r>
@@ -297,7 +297,7 @@
         </w:tc>
         <w:tc>
           <w:tcPr>
-            <w:tcW w:type="dxa" w:w="8333"/>
+            <w:tcW w:type="dxa" w:w="7829"/>
             <w:gridSpan w:val="3"/>
             <w:vAlign w:val="center"/>
           </w:tcPr>
@@ -308,7 +308,7 @@
             <w:r>
               <w:rPr>
                 <w:b w:val="0"/>
-                <w:sz w:val="23"/>
+                <w:sz w:val="28"/>
               </w:rPr>
               <w:t>{{clinical_details}}</w:t>
             </w:r>
@@ -329,7 +329,7 @@
       <w:r>
         <w:rPr>
           <w:b/>
-          <w:sz w:val="26"/>
+          <w:sz w:val="28"/>
         </w:rPr>
         <w:t>FOETUS</w:t>
       </w:r>
@@ -347,7 +347,7 @@
       <w:r>
         <w:rPr>
           <w:b/>
-          <w:sz w:val="26"/>
+          <w:sz w:val="28"/>
         </w:rPr>
         <w:t>GESTATIONAL AGE</w:t>
       </w:r>
@@ -381,7 +381,7 @@
             <w:r>
               <w:rPr>
                 <w:b/>
-                <w:sz w:val="23"/>
+                <w:sz w:val="28"/>
               </w:rPr>
               <w:t>Parameter</w:t>
             </w:r>
@@ -401,7 +401,7 @@
             <w:r>
               <w:rPr>
                 <w:b/>
-                <w:sz w:val="23"/>
+                <w:sz w:val="28"/>
               </w:rPr>
               <w:t>By scan</w:t>
             </w:r>
@@ -421,7 +421,7 @@
             <w:r>
               <w:rPr>
                 <w:b/>
-                <w:sz w:val="23"/>
+                <w:sz w:val="28"/>
               </w:rPr>
               <w:t>By LMP</w:t>
             </w:r>
@@ -445,7 +445,7 @@
             <w:r>
               <w:rPr>
                 <w:b/>
-                <w:sz w:val="23"/>
+                <w:sz w:val="28"/>
               </w:rPr>
               <w:t>Gestational age</w:t>
             </w:r>
@@ -465,7 +465,7 @@
             <w:r>
               <w:rPr>
                 <w:b w:val="0"/>
-                <w:sz w:val="23"/>
+                <w:sz w:val="28"/>
               </w:rPr>
               <w:t>{{aua_weeks}} weeks {{aua_days}} days</w:t>
             </w:r>
@@ -485,7 +485,7 @@
             <w:r>
               <w:rPr>
                 <w:b w:val="0"/>
-                <w:sz w:val="23"/>
+                <w:sz w:val="28"/>
               </w:rPr>
               <w:t>{{ga_lmp_weeks}} weeks {{ga_lmp_days}} days</w:t>
             </w:r>
@@ -508,7 +508,7 @@
             <w:r>
               <w:rPr>
                 <w:b/>
-                <w:sz w:val="23"/>
+                <w:sz w:val="28"/>
               </w:rPr>
               <w:t>EDD</w:t>
             </w:r>
@@ -527,7 +527,7 @@
             <w:r>
               <w:rPr>
                 <w:b w:val="0"/>
-                <w:sz w:val="23"/>
+                <w:sz w:val="28"/>
               </w:rPr>
               <w:t>{{edd_scan}}</w:t>
             </w:r>
@@ -546,7 +546,7 @@
             <w:r>
               <w:rPr>
                 <w:b w:val="0"/>
-                <w:sz w:val="23"/>
+                <w:sz w:val="28"/>
               </w:rPr>
               <w:t>{{edd_lmp}}</w:t>
             </w:r>
@@ -567,7 +567,7 @@
       <w:r>
         <w:rPr>
           <w:b/>
-          <w:sz w:val="26"/>
+          <w:sz w:val="28"/>
         </w:rPr>
         <w:t>BIOMETRIC MEASUREMENTS</w:t>
       </w:r>
@@ -580,10 +580,10 @@
         <w:tblLook w:firstColumn="1" w:firstRow="1" w:lastColumn="0" w:lastRow="0" w:noHBand="0" w:noVBand="1" w:val="04A0"/>
       </w:tblPr>
       <w:tblGrid>
-        <w:gridCol w:w="2808"/>
-        <w:gridCol w:w="2059"/>
-        <w:gridCol w:w="2808"/>
-        <w:gridCol w:w="2529"/>
+        <w:gridCol w:w="2520"/>
+        <w:gridCol w:w="2582"/>
+        <w:gridCol w:w="2520"/>
+        <w:gridCol w:w="2582"/>
       </w:tblGrid>
       <w:tr>
         <w:trPr>
@@ -591,7 +591,7 @@
         </w:trPr>
         <w:tc>
           <w:tcPr>
-            <w:tcW w:type="dxa" w:w="2808"/>
+            <w:tcW w:type="dxa" w:w="2520"/>
             <w:vAlign w:val="center"/>
           </w:tcPr>
           <w:p>
@@ -602,7 +602,7 @@
             <w:r>
               <w:rPr>
                 <w:b/>
-                <w:sz w:val="23"/>
+                <w:sz w:val="28"/>
               </w:rPr>
               <w:t>Parameter</w:t>
             </w:r>
@@ -610,7 +610,7 @@
         </w:tc>
         <w:tc>
           <w:tcPr>
-            <w:tcW w:type="dxa" w:w="2059"/>
+            <w:tcW w:type="dxa" w:w="2582"/>
             <w:vAlign w:val="center"/>
           </w:tcPr>
           <w:p>
@@ -622,7 +622,7 @@
             <w:r>
               <w:rPr>
                 <w:b/>
-                <w:sz w:val="23"/>
+                <w:sz w:val="28"/>
               </w:rPr>
               <w:t>Value</w:t>
             </w:r>
@@ -630,7 +630,7 @@
         </w:tc>
         <w:tc>
           <w:tcPr>
-            <w:tcW w:type="dxa" w:w="2808"/>
+            <w:tcW w:type="dxa" w:w="2520"/>
             <w:vAlign w:val="center"/>
           </w:tcPr>
           <w:p>
@@ -642,7 +642,7 @@
             <w:r>
               <w:rPr>
                 <w:b/>
-                <w:sz w:val="23"/>
+                <w:sz w:val="28"/>
               </w:rPr>
               <w:t>Parameter</w:t>
             </w:r>
@@ -650,7 +650,7 @@
         </w:tc>
         <w:tc>
           <w:tcPr>
-            <w:tcW w:type="dxa" w:w="2530"/>
+            <w:tcW w:type="dxa" w:w="2582"/>
             <w:vAlign w:val="center"/>
           </w:tcPr>
           <w:p>
@@ -662,7 +662,7 @@
             <w:r>
               <w:rPr>
                 <w:b/>
-                <w:sz w:val="23"/>
+                <w:sz w:val="28"/>
               </w:rPr>
               <w:t>Value</w:t>
             </w:r>
@@ -675,7 +675,7 @@
         </w:trPr>
         <w:tc>
           <w:tcPr>
-            <w:tcW w:type="dxa" w:w="2808"/>
+            <w:tcW w:type="dxa" w:w="2520"/>
             <w:vAlign w:val="center"/>
           </w:tcPr>
           <w:p>
@@ -686,7 +686,7 @@
             <w:r>
               <w:rPr>
                 <w:b/>
-                <w:sz w:val="23"/>
+                <w:sz w:val="28"/>
               </w:rPr>
               <w:t>BPD</w:t>
             </w:r>
@@ -694,7 +694,7 @@
         </w:tc>
         <w:tc>
           <w:tcPr>
-            <w:tcW w:type="dxa" w:w="2059"/>
+            <w:tcW w:type="dxa" w:w="2582"/>
             <w:vAlign w:val="center"/>
           </w:tcPr>
           <w:p>
@@ -706,7 +706,7 @@
             <w:r>
               <w:rPr>
                 <w:b w:val="0"/>
-                <w:sz w:val="23"/>
+                <w:sz w:val="28"/>
               </w:rPr>
               <w:t>{{bpd}} cm</w:t>
             </w:r>
@@ -714,7 +714,7 @@
         </w:tc>
         <w:tc>
           <w:tcPr>
-            <w:tcW w:type="dxa" w:w="2808"/>
+            <w:tcW w:type="dxa" w:w="2520"/>
             <w:vAlign w:val="center"/>
           </w:tcPr>
           <w:p>
@@ -725,7 +725,7 @@
             <w:r>
               <w:rPr>
                 <w:b/>
-                <w:sz w:val="23"/>
+                <w:sz w:val="28"/>
               </w:rPr>
               <w:t>HC</w:t>
             </w:r>
@@ -733,7 +733,7 @@
         </w:tc>
         <w:tc>
           <w:tcPr>
-            <w:tcW w:type="dxa" w:w="2530"/>
+            <w:tcW w:type="dxa" w:w="2582"/>
             <w:vAlign w:val="center"/>
           </w:tcPr>
           <w:p>
@@ -745,7 +745,7 @@
             <w:r>
               <w:rPr>
                 <w:b w:val="0"/>
-                <w:sz w:val="23"/>
+                <w:sz w:val="28"/>
               </w:rPr>
               <w:t>{{hc}} cm</w:t>
             </w:r>
@@ -758,7 +758,7 @@
         </w:trPr>
         <w:tc>
           <w:tcPr>
-            <w:tcW w:type="dxa" w:w="2808"/>
+            <w:tcW w:type="dxa" w:w="2520"/>
             <w:vAlign w:val="center"/>
           </w:tcPr>
           <w:p>
@@ -769,7 +769,7 @@
             <w:r>
               <w:rPr>
                 <w:b/>
-                <w:sz w:val="23"/>
+                <w:sz w:val="28"/>
               </w:rPr>
               <w:t>AC</w:t>
             </w:r>
@@ -777,7 +777,7 @@
         </w:tc>
         <w:tc>
           <w:tcPr>
-            <w:tcW w:type="dxa" w:w="2059"/>
+            <w:tcW w:type="dxa" w:w="2582"/>
             <w:vAlign w:val="center"/>
           </w:tcPr>
           <w:p>
@@ -789,7 +789,7 @@
             <w:r>
               <w:rPr>
                 <w:b w:val="0"/>
-                <w:sz w:val="23"/>
+                <w:sz w:val="28"/>
               </w:rPr>
               <w:t>{{ac}} cm</w:t>
             </w:r>
@@ -797,7 +797,7 @@
         </w:tc>
         <w:tc>
           <w:tcPr>
-            <w:tcW w:type="dxa" w:w="2808"/>
+            <w:tcW w:type="dxa" w:w="2520"/>
             <w:vAlign w:val="center"/>
           </w:tcPr>
           <w:p>
@@ -808,7 +808,7 @@
             <w:r>
               <w:rPr>
                 <w:b/>
-                <w:sz w:val="23"/>
+                <w:sz w:val="28"/>
               </w:rPr>
               <w:t>FL</w:t>
             </w:r>
@@ -816,7 +816,7 @@
         </w:tc>
         <w:tc>
           <w:tcPr>
-            <w:tcW w:type="dxa" w:w="2530"/>
+            <w:tcW w:type="dxa" w:w="2582"/>
             <w:vAlign w:val="center"/>
           </w:tcPr>
           <w:p>
@@ -828,7 +828,7 @@
             <w:r>
               <w:rPr>
                 <w:b w:val="0"/>
-                <w:sz w:val="23"/>
+                <w:sz w:val="28"/>
               </w:rPr>
               <w:t>{{fl}} cm</w:t>
             </w:r>
@@ -841,7 +841,7 @@
         </w:trPr>
         <w:tc>
           <w:tcPr>
-            <w:tcW w:type="dxa" w:w="2808"/>
+            <w:tcW w:type="dxa" w:w="2520"/>
             <w:vAlign w:val="center"/>
           </w:tcPr>
           <w:p>
@@ -852,7 +852,7 @@
             <w:r>
               <w:rPr>
                 <w:b/>
-                <w:sz w:val="23"/>
+                <w:sz w:val="28"/>
               </w:rPr>
               <w:t>HL</w:t>
             </w:r>
@@ -860,7 +860,7 @@
         </w:tc>
         <w:tc>
           <w:tcPr>
-            <w:tcW w:type="dxa" w:w="2059"/>
+            <w:tcW w:type="dxa" w:w="2582"/>
             <w:vAlign w:val="center"/>
           </w:tcPr>
           <w:p>
@@ -872,7 +872,7 @@
             <w:r>
               <w:rPr>
                 <w:b w:val="0"/>
-                <w:sz w:val="23"/>
+                <w:sz w:val="28"/>
               </w:rPr>
               <w:t>{{hl}} cm</w:t>
             </w:r>
@@ -880,7 +880,7 @@
         </w:tc>
         <w:tc>
           <w:tcPr>
-            <w:tcW w:type="dxa" w:w="2808"/>
+            <w:tcW w:type="dxa" w:w="2520"/>
             <w:vAlign w:val="center"/>
           </w:tcPr>
           <w:p>
@@ -891,7 +891,7 @@
             <w:r>
               <w:rPr>
                 <w:b/>
-                <w:sz w:val="23"/>
+                <w:sz w:val="28"/>
               </w:rPr>
               <w:t>UL</w:t>
             </w:r>
@@ -899,7 +899,7 @@
         </w:tc>
         <w:tc>
           <w:tcPr>
-            <w:tcW w:type="dxa" w:w="2530"/>
+            <w:tcW w:type="dxa" w:w="2582"/>
             <w:vAlign w:val="center"/>
           </w:tcPr>
           <w:p>
@@ -911,7 +911,7 @@
             <w:r>
               <w:rPr>
                 <w:b w:val="0"/>
-                <w:sz w:val="23"/>
+                <w:sz w:val="28"/>
               </w:rPr>
               <w:t>{{ul}} cm</w:t>
             </w:r>
@@ -924,7 +924,7 @@
         </w:trPr>
         <w:tc>
           <w:tcPr>
-            <w:tcW w:type="dxa" w:w="2808"/>
+            <w:tcW w:type="dxa" w:w="2520"/>
             <w:vAlign w:val="center"/>
           </w:tcPr>
           <w:p>
@@ -935,7 +935,7 @@
             <w:r>
               <w:rPr>
                 <w:b/>
-                <w:sz w:val="23"/>
+                <w:sz w:val="28"/>
               </w:rPr>
               <w:t>RL</w:t>
             </w:r>
@@ -943,7 +943,7 @@
         </w:tc>
         <w:tc>
           <w:tcPr>
-            <w:tcW w:type="dxa" w:w="2059"/>
+            <w:tcW w:type="dxa" w:w="2582"/>
             <w:vAlign w:val="center"/>
           </w:tcPr>
           <w:p>
@@ -955,7 +955,7 @@
             <w:r>
               <w:rPr>
                 <w:b w:val="0"/>
-                <w:sz w:val="23"/>
+                <w:sz w:val="28"/>
               </w:rPr>
               <w:t>{{rl}} cm</w:t>
             </w:r>
@@ -963,7 +963,7 @@
         </w:tc>
         <w:tc>
           <w:tcPr>
-            <w:tcW w:type="dxa" w:w="2808"/>
+            <w:tcW w:type="dxa" w:w="2520"/>
             <w:vAlign w:val="center"/>
           </w:tcPr>
           <w:p>
@@ -974,7 +974,7 @@
             <w:r>
               <w:rPr>
                 <w:b/>
-                <w:sz w:val="23"/>
+                <w:sz w:val="28"/>
               </w:rPr>
               <w:t>TL</w:t>
             </w:r>
@@ -982,7 +982,7 @@
         </w:tc>
         <w:tc>
           <w:tcPr>
-            <w:tcW w:type="dxa" w:w="2530"/>
+            <w:tcW w:type="dxa" w:w="2582"/>
             <w:vAlign w:val="center"/>
           </w:tcPr>
           <w:p>
@@ -994,7 +994,7 @@
             <w:r>
               <w:rPr>
                 <w:b w:val="0"/>
-                <w:sz w:val="23"/>
+                <w:sz w:val="28"/>
               </w:rPr>
               <w:t>{{tl}} cm</w:t>
             </w:r>
@@ -1007,7 +1007,7 @@
         </w:trPr>
         <w:tc>
           <w:tcPr>
-            <w:tcW w:type="dxa" w:w="2808"/>
+            <w:tcW w:type="dxa" w:w="2520"/>
             <w:vAlign w:val="center"/>
           </w:tcPr>
           <w:p>
@@ -1018,7 +1018,7 @@
             <w:r>
               <w:rPr>
                 <w:b/>
-                <w:sz w:val="23"/>
+                <w:sz w:val="28"/>
               </w:rPr>
               <w:t>FIB</w:t>
             </w:r>
@@ -1026,7 +1026,7 @@
         </w:tc>
         <w:tc>
           <w:tcPr>
-            <w:tcW w:type="dxa" w:w="2059"/>
+            <w:tcW w:type="dxa" w:w="2582"/>
             <w:vAlign w:val="center"/>
           </w:tcPr>
           <w:p>
@@ -1038,7 +1038,7 @@
             <w:r>
               <w:rPr>
                 <w:b w:val="0"/>
-                <w:sz w:val="23"/>
+                <w:sz w:val="28"/>
               </w:rPr>
               <w:t>{{fib}} cm</w:t>
             </w:r>
@@ -1046,7 +1046,7 @@
         </w:tc>
         <w:tc>
           <w:tcPr>
-            <w:tcW w:type="dxa" w:w="2808"/>
+            <w:tcW w:type="dxa" w:w="2520"/>
             <w:vAlign w:val="center"/>
           </w:tcPr>
           <w:p>
@@ -1057,7 +1057,7 @@
             <w:r>
               <w:rPr>
                 <w:b/>
-                <w:sz w:val="23"/>
+                <w:sz w:val="28"/>
               </w:rPr>
               <w:t>Foot length</w:t>
             </w:r>
@@ -1065,7 +1065,7 @@
         </w:tc>
         <w:tc>
           <w:tcPr>
-            <w:tcW w:type="dxa" w:w="2530"/>
+            <w:tcW w:type="dxa" w:w="2582"/>
             <w:vAlign w:val="center"/>
           </w:tcPr>
           <w:p>
@@ -1077,7 +1077,7 @@
             <w:r>
               <w:rPr>
                 <w:b w:val="0"/>
-                <w:sz w:val="23"/>
+                <w:sz w:val="28"/>
               </w:rPr>
               <w:t>{{foot_length}} cm</w:t>
             </w:r>
@@ -1090,7 +1090,7 @@
         </w:trPr>
         <w:tc>
           <w:tcPr>
-            <w:tcW w:type="dxa" w:w="2808"/>
+            <w:tcW w:type="dxa" w:w="2520"/>
             <w:vAlign w:val="center"/>
           </w:tcPr>
           <w:p>
@@ -1100,7 +1100,7 @@
             <w:r>
               <w:rPr>
                 <w:b/>
-                <w:sz w:val="23"/>
+                <w:sz w:val="28"/>
               </w:rPr>
               <w:t>EFW</w:t>
             </w:r>
@@ -1108,7 +1108,7 @@
         </w:tc>
         <w:tc>
           <w:tcPr>
-            <w:tcW w:type="dxa" w:w="2059"/>
+            <w:tcW w:type="dxa" w:w="2582"/>
             <w:vAlign w:val="center"/>
           </w:tcPr>
           <w:p>
@@ -1119,15 +1119,15 @@
             <w:r>
               <w:rPr>
                 <w:b w:val="0"/>
-                <w:sz w:val="23"/>
+                <w:sz w:val="28"/>
               </w:rPr>
-              <w:t>{{efw}} g +/- {{efw_error}} g</w:t>
+              <w:t>{{efw}} g ± {{efw_error}} g</w:t>
             </w:r>
           </w:p>
         </w:tc>
         <w:tc>
           <w:tcPr>
-            <w:tcW w:type="dxa" w:w="2808"/>
+            <w:tcW w:type="dxa" w:w="2520"/>
             <w:vAlign w:val="center"/>
           </w:tcPr>
           <w:p>
@@ -1137,7 +1137,7 @@
             <w:r>
               <w:rPr>
                 <w:b/>
-                <w:sz w:val="23"/>
+                <w:sz w:val="28"/>
               </w:rPr>
               <w:t>FL / AC</w:t>
             </w:r>
@@ -1145,7 +1145,7 @@
         </w:tc>
         <w:tc>
           <w:tcPr>
-            <w:tcW w:type="dxa" w:w="2530"/>
+            <w:tcW w:type="dxa" w:w="2582"/>
             <w:vAlign w:val="center"/>
           </w:tcPr>
           <w:p>
@@ -1156,7 +1156,7 @@
             <w:r>
               <w:rPr>
                 <w:b w:val="0"/>
-                <w:sz w:val="23"/>
+                <w:sz w:val="28"/>
               </w:rPr>
               <w:t>{{fl_ac_ratio}} %</w:t>
             </w:r>
@@ -1177,7 +1177,7 @@
       <w:r>
         <w:rPr>
           <w:b/>
-          <w:sz w:val="26"/>
+          <w:sz w:val="28"/>
         </w:rPr>
         <w:t>OTHER MEASUREMENTS</w:t>
       </w:r>
@@ -1190,10 +1190,10 @@
         <w:tblLook w:firstColumn="1" w:firstRow="1" w:lastColumn="0" w:lastRow="0" w:noHBand="0" w:noVBand="1" w:val="04A0"/>
       </w:tblPr>
       <w:tblGrid>
-        <w:gridCol w:w="2808"/>
-        <w:gridCol w:w="2059"/>
-        <w:gridCol w:w="2808"/>
-        <w:gridCol w:w="2529"/>
+        <w:gridCol w:w="3528"/>
+        <w:gridCol w:w="1574"/>
+        <w:gridCol w:w="3528"/>
+        <w:gridCol w:w="1574"/>
       </w:tblGrid>
       <w:tr>
         <w:trPr>
@@ -1201,7 +1201,7 @@
         </w:trPr>
         <w:tc>
           <w:tcPr>
-            <w:tcW w:type="dxa" w:w="2808"/>
+            <w:tcW w:type="dxa" w:w="3528"/>
             <w:vAlign w:val="center"/>
           </w:tcPr>
           <w:p>
@@ -1212,7 +1212,7 @@
             <w:r>
               <w:rPr>
                 <w:b/>
-                <w:sz w:val="23"/>
+                <w:sz w:val="28"/>
               </w:rPr>
               <w:t>Parameter</w:t>
             </w:r>
@@ -1220,7 +1220,7 @@
         </w:tc>
         <w:tc>
           <w:tcPr>
-            <w:tcW w:type="dxa" w:w="2059"/>
+            <w:tcW w:type="dxa" w:w="1574"/>
             <w:vAlign w:val="center"/>
           </w:tcPr>
           <w:p>
@@ -1232,7 +1232,7 @@
             <w:r>
               <w:rPr>
                 <w:b/>
-                <w:sz w:val="23"/>
+                <w:sz w:val="28"/>
               </w:rPr>
               <w:t>Value</w:t>
             </w:r>
@@ -1240,7 +1240,7 @@
         </w:tc>
         <w:tc>
           <w:tcPr>
-            <w:tcW w:type="dxa" w:w="2808"/>
+            <w:tcW w:type="dxa" w:w="3528"/>
             <w:vAlign w:val="center"/>
           </w:tcPr>
           <w:p>
@@ -1252,7 +1252,7 @@
             <w:r>
               <w:rPr>
                 <w:b/>
-                <w:sz w:val="23"/>
+                <w:sz w:val="28"/>
               </w:rPr>
               <w:t>Parameter</w:t>
             </w:r>
@@ -1260,7 +1260,7 @@
         </w:tc>
         <w:tc>
           <w:tcPr>
-            <w:tcW w:type="dxa" w:w="2530"/>
+            <w:tcW w:type="dxa" w:w="1574"/>
             <w:vAlign w:val="center"/>
           </w:tcPr>
           <w:p>
@@ -1272,7 +1272,7 @@
             <w:r>
               <w:rPr>
                 <w:b/>
-                <w:sz w:val="23"/>
+                <w:sz w:val="28"/>
               </w:rPr>
               <w:t>Value</w:t>
             </w:r>
@@ -1285,7 +1285,7 @@
         </w:trPr>
         <w:tc>
           <w:tcPr>
-            <w:tcW w:type="dxa" w:w="2808"/>
+            <w:tcW w:type="dxa" w:w="3528"/>
             <w:vAlign w:val="center"/>
           </w:tcPr>
           <w:p>
@@ -1296,7 +1296,7 @@
             <w:r>
               <w:rPr>
                 <w:b/>
-                <w:sz w:val="23"/>
+                <w:sz w:val="28"/>
               </w:rPr>
               <w:t>Nasal bone length</w:t>
             </w:r>
@@ -1304,7 +1304,7 @@
         </w:tc>
         <w:tc>
           <w:tcPr>
-            <w:tcW w:type="dxa" w:w="2059"/>
+            <w:tcW w:type="dxa" w:w="1574"/>
             <w:vAlign w:val="center"/>
           </w:tcPr>
           <w:p>
@@ -1316,7 +1316,7 @@
             <w:r>
               <w:rPr>
                 <w:b w:val="0"/>
-                <w:sz w:val="23"/>
+                <w:sz w:val="28"/>
               </w:rPr>
               <w:t>{{nasal_bone_length}} mm</w:t>
             </w:r>
@@ -1324,7 +1324,7 @@
         </w:tc>
         <w:tc>
           <w:tcPr>
-            <w:tcW w:type="dxa" w:w="2808"/>
+            <w:tcW w:type="dxa" w:w="3528"/>
             <w:vAlign w:val="center"/>
           </w:tcPr>
           <w:p>
@@ -1335,7 +1335,7 @@
             <w:r>
               <w:rPr>
                 <w:b/>
-                <w:sz w:val="23"/>
+                <w:sz w:val="28"/>
               </w:rPr>
               <w:t>Nuchal fold thickness</w:t>
             </w:r>
@@ -1343,7 +1343,7 @@
         </w:tc>
         <w:tc>
           <w:tcPr>
-            <w:tcW w:type="dxa" w:w="2530"/>
+            <w:tcW w:type="dxa" w:w="1574"/>
             <w:vAlign w:val="center"/>
           </w:tcPr>
           <w:p>
@@ -1355,7 +1355,7 @@
             <w:r>
               <w:rPr>
                 <w:b w:val="0"/>
-                <w:sz w:val="23"/>
+                <w:sz w:val="28"/>
               </w:rPr>
               <w:t>{{nuchal_fold}} mm</w:t>
             </w:r>
@@ -1368,7 +1368,7 @@
         </w:trPr>
         <w:tc>
           <w:tcPr>
-            <w:tcW w:type="dxa" w:w="2808"/>
+            <w:tcW w:type="dxa" w:w="3528"/>
             <w:vAlign w:val="center"/>
           </w:tcPr>
           <w:p>
@@ -1379,7 +1379,7 @@
             <w:r>
               <w:rPr>
                 <w:b/>
-                <w:sz w:val="23"/>
+                <w:sz w:val="28"/>
               </w:rPr>
               <w:t>Trans cerebellar diameter</w:t>
             </w:r>
@@ -1387,7 +1387,7 @@
         </w:tc>
         <w:tc>
           <w:tcPr>
-            <w:tcW w:type="dxa" w:w="2059"/>
+            <w:tcW w:type="dxa" w:w="1574"/>
             <w:vAlign w:val="center"/>
           </w:tcPr>
           <w:p>
@@ -1399,7 +1399,7 @@
             <w:r>
               <w:rPr>
                 <w:b w:val="0"/>
-                <w:sz w:val="23"/>
+                <w:sz w:val="28"/>
               </w:rPr>
               <w:t>{{tcd}} cm</w:t>
             </w:r>
@@ -1407,7 +1407,7 @@
         </w:tc>
         <w:tc>
           <w:tcPr>
-            <w:tcW w:type="dxa" w:w="2808"/>
+            <w:tcW w:type="dxa" w:w="3528"/>
             <w:vAlign w:val="center"/>
           </w:tcPr>
           <w:p>
@@ -1418,7 +1418,7 @@
             <w:r>
               <w:rPr>
                 <w:b/>
-                <w:sz w:val="23"/>
+                <w:sz w:val="28"/>
               </w:rPr>
               <w:t>Cisterna magna</w:t>
             </w:r>
@@ -1426,7 +1426,7 @@
         </w:tc>
         <w:tc>
           <w:tcPr>
-            <w:tcW w:type="dxa" w:w="2530"/>
+            <w:tcW w:type="dxa" w:w="1574"/>
             <w:vAlign w:val="center"/>
           </w:tcPr>
           <w:p>
@@ -1438,7 +1438,7 @@
             <w:r>
               <w:rPr>
                 <w:b w:val="0"/>
-                <w:sz w:val="23"/>
+                <w:sz w:val="28"/>
               </w:rPr>
               <w:t>{{cisterna_magna}} cm</w:t>
             </w:r>
@@ -1451,7 +1451,7 @@
         </w:trPr>
         <w:tc>
           <w:tcPr>
-            <w:tcW w:type="dxa" w:w="2808"/>
+            <w:tcW w:type="dxa" w:w="3528"/>
             <w:vAlign w:val="center"/>
           </w:tcPr>
           <w:p>
@@ -1461,7 +1461,7 @@
             <w:r>
               <w:rPr>
                 <w:b/>
-                <w:sz w:val="23"/>
+                <w:sz w:val="28"/>
               </w:rPr>
               <w:t>Lateral ventricular atrium</w:t>
             </w:r>
@@ -1469,7 +1469,7 @@
         </w:tc>
         <w:tc>
           <w:tcPr>
-            <w:tcW w:type="dxa" w:w="2059"/>
+            <w:tcW w:type="dxa" w:w="1574"/>
             <w:vAlign w:val="center"/>
           </w:tcPr>
           <w:p>
@@ -1480,7 +1480,7 @@
             <w:r>
               <w:rPr>
                 <w:b w:val="0"/>
-                <w:sz w:val="23"/>
+                <w:sz w:val="28"/>
               </w:rPr>
               <w:t>{{lvta}} cm</w:t>
             </w:r>
@@ -1488,7 +1488,7 @@
         </w:tc>
         <w:tc>
           <w:tcPr>
-            <w:tcW w:type="dxa" w:w="2808"/>
+            <w:tcW w:type="dxa" w:w="3528"/>
             <w:vAlign w:val="center"/>
           </w:tcPr>
           <w:p>
@@ -1498,14 +1498,14 @@
             <w:r>
               <w:rPr>
                 <w:b/>
-                <w:sz w:val="23"/>
+                <w:sz w:val="28"/>
               </w:rPr>
             </w:r>
           </w:p>
         </w:tc>
         <w:tc>
           <w:tcPr>
-            <w:tcW w:type="dxa" w:w="2530"/>
+            <w:tcW w:type="dxa" w:w="1574"/>
             <w:vAlign w:val="center"/>
           </w:tcPr>
           <w:p>
@@ -1516,7 +1516,7 @@
             <w:r>
               <w:rPr>
                 <w:b w:val="0"/>
-                <w:sz w:val="23"/>
+                <w:sz w:val="28"/>
               </w:rPr>
             </w:r>
           </w:p>
@@ -1536,7 +1536,7 @@
       <w:r>
         <w:rPr>
           <w:b/>
-          <w:sz w:val="26"/>
+          <w:sz w:val="28"/>
         </w:rPr>
         <w:t>FOETAL ANATOMY</w:t>
       </w:r>
@@ -1566,7 +1566,7 @@
             <w:r>
               <w:rPr>
                 <w:b/>
-                <w:sz w:val="26"/>
+                <w:sz w:val="28"/>
               </w:rPr>
               <w:t>Foetal head:</w:t>
             </w:r>
@@ -1583,7 +1583,7 @@
             <w:r>
               <w:rPr>
                 <w:b w:val="0"/>
-                <w:sz w:val="26"/>
+                <w:sz w:val="28"/>
               </w:rPr>
               <w:t>Foetal calvaria appears normal.</w:t>
             </w:r>
@@ -1595,7 +1595,7 @@
             <w:r>
               <w:rPr>
                 <w:b w:val="0"/>
-                <w:sz w:val="26"/>
+                <w:sz w:val="28"/>
               </w:rPr>
               <w:t>Thalami, cavum septum, ventricular system appear normal.</w:t>
             </w:r>
@@ -1607,7 +1607,7 @@
             <w:r>
               <w:rPr>
                 <w:b w:val="0"/>
-                <w:sz w:val="26"/>
+                <w:sz w:val="28"/>
               </w:rPr>
               <w:t>Posterior fossa structures appear to be normal up to visible extent.</w:t>
             </w:r>
@@ -1629,7 +1629,7 @@
             <w:r>
               <w:rPr>
                 <w:b/>
-                <w:sz w:val="26"/>
+                <w:sz w:val="28"/>
               </w:rPr>
               <w:t>Foetal face:</w:t>
             </w:r>
@@ -1646,7 +1646,7 @@
             <w:r>
               <w:rPr>
                 <w:b w:val="0"/>
-                <w:sz w:val="26"/>
+                <w:sz w:val="28"/>
               </w:rPr>
               <w:t>Orbits appear to be normal up to visible extent.</w:t>
             </w:r>
@@ -1658,7 +1658,7 @@
             <w:r>
               <w:rPr>
                 <w:b w:val="0"/>
-                <w:sz w:val="26"/>
+                <w:sz w:val="28"/>
               </w:rPr>
               <w:t>No E/O cleft lip.</w:t>
             </w:r>
@@ -1680,7 +1680,7 @@
             <w:r>
               <w:rPr>
                 <w:b/>
-                <w:sz w:val="26"/>
+                <w:sz w:val="28"/>
               </w:rPr>
               <w:t>Foetal thorax:</w:t>
             </w:r>
@@ -1697,7 +1697,7 @@
             <w:r>
               <w:rPr>
                 <w:b w:val="0"/>
-                <w:sz w:val="26"/>
+                <w:sz w:val="28"/>
               </w:rPr>
               <w:t>Both lungs seen.</w:t>
             </w:r>
@@ -1719,7 +1719,7 @@
             <w:r>
               <w:rPr>
                 <w:b/>
-                <w:sz w:val="26"/>
+                <w:sz w:val="28"/>
               </w:rPr>
               <w:t>Foetal heart:</w:t>
             </w:r>
@@ -1736,7 +1736,7 @@
             <w:r>
               <w:rPr>
                 <w:b w:val="0"/>
-                <w:sz w:val="26"/>
+                <w:sz w:val="28"/>
               </w:rPr>
               <w:t>Normal sinus rhythm. Situs solitus. Cardiac size and axis appear normal.</w:t>
             </w:r>
@@ -1748,14 +1748,14 @@
             <w:r>
               <w:rPr>
                 <w:b/>
-                <w:sz w:val="26"/>
+                <w:sz w:val="28"/>
               </w:rPr>
               <w:t xml:space="preserve">Four chamber view: </w:t>
             </w:r>
             <w:r>
               <w:rPr>
                 <w:b w:val="0"/>
-                <w:sz w:val="26"/>
+                <w:sz w:val="28"/>
               </w:rPr>
               <w:t>Both the atria and ventricles appear to be normal in size. 2 pulmonary veins seen draining into the left atrium. Crux visualized. AV valve insertion seen normal. Interventricular septum seen intact. Foramen ovale seen with flow from right to left atrium. Mitral valve and tricuspid valve appear normal. Flow across the valves: laminar flow.</w:t>
             </w:r>
@@ -1767,14 +1767,14 @@
             <w:r>
               <w:rPr>
                 <w:b/>
-                <w:sz w:val="26"/>
+                <w:sz w:val="28"/>
               </w:rPr>
               <w:t xml:space="preserve">LVOT: </w:t>
             </w:r>
             <w:r>
               <w:rPr>
                 <w:b w:val="0"/>
-                <w:sz w:val="26"/>
+                <w:sz w:val="28"/>
               </w:rPr>
               <w:t>Aortic valve appears normal. Flow across the valve: laminar flow. Septo-aortic continuation and septo-mitral continuation seen.</w:t>
             </w:r>
@@ -1786,14 +1786,14 @@
             <w:r>
               <w:rPr>
                 <w:b/>
-                <w:sz w:val="26"/>
+                <w:sz w:val="28"/>
               </w:rPr>
               <w:t xml:space="preserve">RVOT: </w:t>
             </w:r>
             <w:r>
               <w:rPr>
                 <w:b w:val="0"/>
-                <w:sz w:val="26"/>
+                <w:sz w:val="28"/>
               </w:rPr>
               <w:t>Pulmonary valve appears normal. Main pulmonary artery seen, appears normal.</w:t>
             </w:r>
@@ -1805,14 +1805,14 @@
             <w:r>
               <w:rPr>
                 <w:b/>
-                <w:sz w:val="26"/>
+                <w:sz w:val="28"/>
               </w:rPr>
               <w:t xml:space="preserve">3 vessel view: </w:t>
             </w:r>
             <w:r>
               <w:rPr>
                 <w:b w:val="0"/>
-                <w:sz w:val="26"/>
+                <w:sz w:val="28"/>
               </w:rPr>
               <w:t>Pulmonary artery, aorta and right SVC seen. Spatial alignment and size of the vessels appropriate.</w:t>
             </w:r>
@@ -1824,14 +1824,14 @@
             <w:r>
               <w:rPr>
                 <w:b/>
-                <w:sz w:val="26"/>
+                <w:sz w:val="28"/>
               </w:rPr>
               <w:t xml:space="preserve">3 vessel trachea view: </w:t>
             </w:r>
             <w:r>
               <w:rPr>
                 <w:b w:val="0"/>
-                <w:sz w:val="26"/>
+                <w:sz w:val="28"/>
               </w:rPr>
               <w:t>Ductal arch and transverse aortic arch seen and normal. Spatial alignment and size of the vessels: normal. Flow in the vessels: laminar flow.</w:t>
             </w:r>
@@ -1853,7 +1853,7 @@
             <w:r>
               <w:rPr>
                 <w:b/>
-                <w:sz w:val="26"/>
+                <w:sz w:val="28"/>
               </w:rPr>
               <w:t>Foetal abdomen:</w:t>
             </w:r>
@@ -1870,7 +1870,7 @@
             <w:r>
               <w:rPr>
                 <w:b w:val="0"/>
-                <w:sz w:val="26"/>
+                <w:sz w:val="28"/>
               </w:rPr>
               <w:t>Situs solitus noted. Stomach bubble seen.</w:t>
             </w:r>
@@ -1882,7 +1882,7 @@
             <w:r>
               <w:rPr>
                 <w:b w:val="0"/>
-                <w:sz w:val="26"/>
+                <w:sz w:val="28"/>
               </w:rPr>
               <w:t>Both kidneys well visualized. Urinary bladder seen.</w:t>
             </w:r>
@@ -1894,7 +1894,7 @@
             <w:r>
               <w:rPr>
                 <w:b w:val="0"/>
-                <w:sz w:val="26"/>
+                <w:sz w:val="28"/>
               </w:rPr>
               <w:t>Anterior abdominal wall appears to be normal.</w:t>
             </w:r>
@@ -1906,7 +1906,7 @@
             <w:r>
               <w:rPr>
                 <w:b w:val="0"/>
-                <w:sz w:val="26"/>
+                <w:sz w:val="28"/>
               </w:rPr>
               <w:t>Umbilical cord insertion site appears to be normal.</w:t>
             </w:r>
@@ -1928,7 +1928,7 @@
             <w:r>
               <w:rPr>
                 <w:b/>
-                <w:sz w:val="26"/>
+                <w:sz w:val="28"/>
               </w:rPr>
               <w:t>Foetal limbs:</w:t>
             </w:r>
@@ -1945,7 +1945,7 @@
             <w:r>
               <w:rPr>
                 <w:b w:val="0"/>
-                <w:sz w:val="26"/>
+                <w:sz w:val="28"/>
               </w:rPr>
               <w:t>Visualized extent of upper and lower limbs appear normal.</w:t>
             </w:r>
@@ -1957,7 +1957,7 @@
             <w:r>
               <w:rPr>
                 <w:b w:val="0"/>
-                <w:sz w:val="26"/>
+                <w:sz w:val="28"/>
               </w:rPr>
               <w:t>No evidence of focal limb abnormalities up to visible extent.</w:t>
             </w:r>
@@ -1979,7 +1979,7 @@
             <w:r>
               <w:rPr>
                 <w:b/>
-                <w:sz w:val="26"/>
+                <w:sz w:val="28"/>
               </w:rPr>
               <w:t>Foetal spine:</w:t>
             </w:r>
@@ -1996,7 +1996,7 @@
             <w:r>
               <w:rPr>
                 <w:b w:val="0"/>
-                <w:sz w:val="26"/>
+                <w:sz w:val="28"/>
               </w:rPr>
               <w:t>Foetal spine appears normal in both long and transverse scans up to visible extent.</w:t>
             </w:r>
@@ -2018,7 +2018,7 @@
             <w:r>
               <w:rPr>
                 <w:b/>
-                <w:sz w:val="26"/>
+                <w:sz w:val="28"/>
               </w:rPr>
               <w:t>Liquor:</w:t>
             </w:r>
@@ -2035,7 +2035,7 @@
             <w:r>
               <w:rPr>
                 <w:b w:val="0"/>
-                <w:sz w:val="26"/>
+                <w:sz w:val="28"/>
               </w:rPr>
               <w:t>Adequate.</w:t>
             </w:r>
@@ -2057,7 +2057,7 @@
             <w:r>
               <w:rPr>
                 <w:b/>
-                <w:sz w:val="26"/>
+                <w:sz w:val="28"/>
               </w:rPr>
               <w:t>Placenta:</w:t>
             </w:r>
@@ -2074,7 +2074,7 @@
             <w:r>
               <w:rPr>
                 <w:b w:val="0"/>
-                <w:sz w:val="26"/>
+                <w:sz w:val="28"/>
               </w:rPr>
               <w:t>Located in posterior, grade 1 to 2. Lower limit of placenta situated well away from the internal OS.</w:t>
             </w:r>
@@ -2096,7 +2096,7 @@
             <w:r>
               <w:rPr>
                 <w:b/>
-                <w:sz w:val="26"/>
+                <w:sz w:val="28"/>
               </w:rPr>
               <w:t>Cervix:</w:t>
             </w:r>
@@ -2113,7 +2113,7 @@
             <w:r>
               <w:rPr>
                 <w:b w:val="0"/>
-                <w:sz w:val="26"/>
+                <w:sz w:val="28"/>
               </w:rPr>
               <w:t>Length {{cervix_length}} cm, internal OS closed.</w:t>
             </w:r>
@@ -2135,7 +2135,7 @@
             <w:r>
               <w:rPr>
                 <w:b/>
-                <w:sz w:val="26"/>
+                <w:sz w:val="28"/>
               </w:rPr>
               <w:t>Umbilical cord:</w:t>
             </w:r>
@@ -2152,7 +2152,7 @@
             <w:r>
               <w:rPr>
                 <w:b w:val="0"/>
-                <w:sz w:val="26"/>
+                <w:sz w:val="28"/>
               </w:rPr>
               <w:t>Three vessel cord. No cord around the neck noted at present scan.</w:t>
             </w:r>
@@ -2168,7 +2168,7 @@
       <w:r>
         <w:rPr>
           <w:b/>
-          <w:sz w:val="26"/>
+          <w:sz w:val="28"/>
         </w:rPr>
         <w:t>UTERINE ARTERY DOPPLER</w:t>
       </w:r>
@@ -2201,7 +2201,7 @@
             <w:r>
               <w:rPr>
                 <w:b/>
-                <w:sz w:val="23"/>
+                <w:sz w:val="28"/>
               </w:rPr>
               <w:t>Artery</w:t>
             </w:r>
@@ -2221,7 +2221,7 @@
             <w:r>
               <w:rPr>
                 <w:b/>
-                <w:sz w:val="23"/>
+                <w:sz w:val="28"/>
               </w:rPr>
               <w:t>PI</w:t>
             </w:r>
@@ -2245,7 +2245,7 @@
             <w:r>
               <w:rPr>
                 <w:b/>
-                <w:sz w:val="23"/>
+                <w:sz w:val="28"/>
               </w:rPr>
               <w:t>Right uterine artery</w:t>
             </w:r>
@@ -2265,7 +2265,7 @@
             <w:r>
               <w:rPr>
                 <w:b w:val="0"/>
-                <w:sz w:val="23"/>
+                <w:sz w:val="28"/>
               </w:rPr>
               <w:t>{{doppler_right_pi}}</w:t>
             </w:r>
@@ -2288,7 +2288,7 @@
             <w:r>
               <w:rPr>
                 <w:b/>
-                <w:sz w:val="23"/>
+                <w:sz w:val="28"/>
               </w:rPr>
               <w:t>Left uterine artery</w:t>
             </w:r>
@@ -2307,7 +2307,7 @@
             <w:r>
               <w:rPr>
                 <w:b w:val="0"/>
-                <w:sz w:val="23"/>
+                <w:sz w:val="28"/>
               </w:rPr>
               <w:t>{{doppler_left_pi}}</w:t>
             </w:r>
@@ -2328,7 +2328,7 @@
       <w:r>
         <w:rPr>
           <w:b/>
-          <w:sz w:val="26"/>
+          <w:sz w:val="28"/>
         </w:rPr>
         <w:t>IMPRESSION</w:t>
       </w:r>
@@ -2401,7 +2401,7 @@
       <w:r>
         <w:rPr>
           <w:b/>
-          <w:sz w:val="20"/>
+          <w:sz w:val="22"/>
         </w:rPr>
         <w:t>Note:</w:t>
       </w:r>
@@ -2410,7 +2410,7 @@
       </w:r>
       <w:r>
         <w:rPr>
-          <w:sz w:val="20"/>
+          <w:sz w:val="22"/>
         </w:rPr>
         <w:t>Down's syndrome can't be diagnosed on the basis of USG alone.</w:t>
       </w:r>
@@ -2419,7 +2419,7 @@
       </w:r>
       <w:r>
         <w:rPr>
-          <w:sz w:val="20"/>
+          <w:sz w:val="22"/>
         </w:rPr>
         <w:t>Detection of Down's syndrome by: sequential screening (combined quadruple 15-19 weeks + genetic sonogram at 18-20 weeks) - 95%; maternal blood test for cell free foetal DNA - 99%.</w:t>
       </w:r>
@@ -2428,7 +2428,7 @@
       </w:r>
       <w:r>
         <w:rPr>
-          <w:sz w:val="20"/>
+          <w:sz w:val="22"/>
         </w:rPr>
         <w:t>Invasive testing (CVS/amniocentesis), which is a definitive test, has a procedure related risk of about 1:200.</w:t>
       </w:r>
@@ -2437,7 +2437,7 @@
       </w:r>
       <w:r>
         <w:rPr>
-          <w:sz w:val="20"/>
+          <w:sz w:val="22"/>
         </w:rPr>
         <w:t>This has been explained to the patient and attendant.</w:t>
       </w:r>
@@ -2446,7 +2446,7 @@
       </w:r>
       <w:r>
         <w:rPr>
-          <w:sz w:val="20"/>
+          <w:sz w:val="22"/>
         </w:rPr>
         <w:t># Ultrasound can't detect all congenital anomalies; the detection rate of congenital anomalies by anomaly scan is 60 to 80%.</w:t>
       </w:r>
@@ -2455,7 +2455,7 @@
       </w:r>
       <w:r>
         <w:rPr>
-          <w:sz w:val="20"/>
+          <w:sz w:val="22"/>
         </w:rPr>
         <w:t>Please note: all abnormalities and genetic syndromes cannot be ruled out by ultrasound examination; ultrasound examination has its own limitations. Some abnormalities evolve as the gestation advances; the detection rate of abnormality depends on gestational age of the foetus, foetal position, tissue penetration of sound waves and patient body habitus.</w:t>
       </w:r>
@@ -2468,7 +2468,7 @@
       <w:r>
         <w:rPr>
           <w:b/>
-          <w:sz w:val="20"/>
+          <w:sz w:val="22"/>
         </w:rPr>
         <w:t>DECLARATION OF DOCTOR/PERSON CONDUCTING ULTRASONOGRAPHY / IMAGE SCANNING</w:t>
       </w:r>
@@ -2480,7 +2480,7 @@
       </w:pPr>
       <w:r>
         <w:rPr>
-          <w:sz w:val="20"/>
+          <w:sz w:val="22"/>
         </w:rPr>
         <w:t>I, {{doctor_name}}, declare that while conducting ultrasonography / image scanning on Mrs. {{patient_name}}, I have neither detected nor disclosed the sex of her foetus to anybody in any manner.</w:t>
       </w:r>
@@ -2924,7 +2924,7 @@
     </w:pPr>
     <w:rPr>
       <w:rFonts w:ascii="Calibri" w:hAnsi="Calibri" w:eastAsia="Calibri"/>
-      <w:sz w:val="26"/>
+      <w:sz w:val="28"/>
     </w:rPr>
   </w:style>
   <w:style w:type="paragraph" w:styleId="Header">
